--- a/docs/tables/entire/sec4_throm_3.docx
+++ b/docs/tables/entire/sec4_throm_3.docx
@@ -891,7 +891,7 @@
                 <w:szCs w:val="22"/>
                 <w:color w:val="000000"/>
               </w:rPr>
-              <w:t xml:space="preserve">1.36</w:t>
+              <w:t xml:space="preserve">1.37</w:t>
             </w:r>
           </w:p>
         </w:tc>
@@ -944,7 +944,7 @@
                 <w:szCs w:val="22"/>
                 <w:color w:val="000000"/>
               </w:rPr>
-              <w:t xml:space="preserve">1.20, 1.55</w:t>
+              <w:t xml:space="preserve">1.20, 1.56</w:t>
             </w:r>
           </w:p>
         </w:tc>
@@ -1480,7 +1480,7 @@
                 <w:szCs w:val="22"/>
                 <w:color w:val="000000"/>
               </w:rPr>
-              <w:t xml:space="preserve">0.270</w:t>
+              <w:t xml:space="preserve">0.260</w:t>
             </w:r>
           </w:p>
         </w:tc>
@@ -1692,7 +1692,7 @@
                 <w:szCs w:val="22"/>
                 <w:color w:val="000000"/>
               </w:rPr>
-              <w:t xml:space="preserve">0.230</w:t>
+              <w:t xml:space="preserve">0.220</w:t>
             </w:r>
           </w:p>
         </w:tc>
@@ -2823,113 +2823,113 @@
                 <w:szCs w:val="22"/>
                 <w:color w:val="000000"/>
               </w:rPr>
-              <w:t xml:space="preserve">1.63</w:t>
-            </w:r>
-          </w:p>
-        </w:tc>
-        <w:tc>
-          <w:tcPr>
-            <w:tcBorders>
-              <w:bottom w:val="none" w:sz="0" w:space="0" w:color="000000"/>
-              <w:top w:val="none" w:sz="0" w:space="0" w:color="000000"/>
-              <w:left w:val="none" w:sz="0" w:space="0" w:color="000000"/>
-              <w:right w:val="none" w:sz="0" w:space="0" w:color="000000"/>
-            </w:tcBorders>
-            <w:shd w:val="clear" w:color="auto" w:fill="FFFFFF"/>
-            <w:tcMar>
-              <w:top w:w="0" w:type="dxa"/>
-              <w:bottom w:w="0" w:type="dxa"/>
-              <w:left w:w="0" w:type="dxa"/>
-              <w:right w:w="0" w:type="dxa"/>
-            </w:tcMar>
-            <w:vAlign w:val="top"/>
-          </w:tcPr>
-          <w:p>
-            <w:pPr>
-              <w:pStyle w:val="Normal"/>
-              <w:jc w:val="center"/>
-              <w:pBdr>
-                <w:bottom w:val="none" w:sz="0" w:space="0" w:color="000000"/>
-                <w:top w:val="none" w:sz="0" w:space="0" w:color="000000"/>
-                <w:left w:val="none" w:sz="0" w:space="0" w:color="000000"/>
-                <w:right w:val="none" w:sz="0" w:space="0" w:color="000000"/>
-              </w:pBdr>
-              <w:spacing w:after="100" w:before="100" w:line="240"/>
-              <w:ind w:left="100" w:right="100" w:firstLine="0" w:firstLineChars="0"/>
-              <w:rPr>
-                <w:rFonts w:ascii="Helvetica" w:hAnsi="Helvetica" w:eastAsia="Helvetica" w:cs="Helvetica"/>
-                <w:i w:val="false"/>
-                <w:b w:val="false"/>
-                <w:u w:val="none"/>
-                <w:sz w:val="22"/>
-                <w:szCs w:val="22"/>
-                <w:color w:val="000000"/>
-              </w:rPr>
-            </w:pPr>
-            <w:r>
-              <w:rPr>
-                <w:rFonts w:ascii="Helvetica" w:hAnsi="Helvetica" w:eastAsia="Helvetica" w:cs="Helvetica"/>
-                <w:i w:val="false"/>
-                <w:b w:val="false"/>
-                <w:u w:val="none"/>
-                <w:sz w:val="22"/>
-                <w:szCs w:val="22"/>
-                <w:color w:val="000000"/>
-              </w:rPr>
-              <w:t xml:space="preserve">0.90, 2.95</w:t>
-            </w:r>
-          </w:p>
-        </w:tc>
-        <w:tc>
-          <w:tcPr>
-            <w:tcBorders>
-              <w:bottom w:val="none" w:sz="0" w:space="0" w:color="000000"/>
-              <w:top w:val="none" w:sz="0" w:space="0" w:color="000000"/>
-              <w:left w:val="none" w:sz="0" w:space="0" w:color="000000"/>
-              <w:right w:val="none" w:sz="0" w:space="0" w:color="000000"/>
-            </w:tcBorders>
-            <w:shd w:val="clear" w:color="auto" w:fill="FFFFFF"/>
-            <w:tcMar>
-              <w:top w:w="0" w:type="dxa"/>
-              <w:bottom w:w="0" w:type="dxa"/>
-              <w:left w:w="0" w:type="dxa"/>
-              <w:right w:w="0" w:type="dxa"/>
-            </w:tcMar>
-            <w:vAlign w:val="top"/>
-          </w:tcPr>
-          <w:p>
-            <w:pPr>
-              <w:pStyle w:val="Normal"/>
-              <w:jc w:val="center"/>
-              <w:pBdr>
-                <w:bottom w:val="none" w:sz="0" w:space="0" w:color="000000"/>
-                <w:top w:val="none" w:sz="0" w:space="0" w:color="000000"/>
-                <w:left w:val="none" w:sz="0" w:space="0" w:color="000000"/>
-                <w:right w:val="none" w:sz="0" w:space="0" w:color="000000"/>
-              </w:pBdr>
-              <w:spacing w:after="100" w:before="100" w:line="240"/>
-              <w:ind w:left="100" w:right="100" w:firstLine="0" w:firstLineChars="0"/>
-              <w:rPr>
-                <w:rFonts w:ascii="Helvetica" w:hAnsi="Helvetica" w:eastAsia="Helvetica" w:cs="Helvetica"/>
-                <w:i w:val="false"/>
-                <w:b w:val="false"/>
-                <w:u w:val="none"/>
-                <w:sz w:val="22"/>
-                <w:szCs w:val="22"/>
-                <w:color w:val="000000"/>
-              </w:rPr>
-            </w:pPr>
-            <w:r>
-              <w:rPr>
-                <w:rFonts w:ascii="Helvetica" w:hAnsi="Helvetica" w:eastAsia="Helvetica" w:cs="Helvetica"/>
-                <w:i w:val="false"/>
-                <w:b w:val="false"/>
-                <w:u w:val="none"/>
-                <w:sz w:val="22"/>
-                <w:szCs w:val="22"/>
-                <w:color w:val="000000"/>
-              </w:rPr>
-              <w:t xml:space="preserve">0.110</w:t>
+              <w:t xml:space="preserve">1.61</w:t>
+            </w:r>
+          </w:p>
+        </w:tc>
+        <w:tc>
+          <w:tcPr>
+            <w:tcBorders>
+              <w:bottom w:val="none" w:sz="0" w:space="0" w:color="000000"/>
+              <w:top w:val="none" w:sz="0" w:space="0" w:color="000000"/>
+              <w:left w:val="none" w:sz="0" w:space="0" w:color="000000"/>
+              <w:right w:val="none" w:sz="0" w:space="0" w:color="000000"/>
+            </w:tcBorders>
+            <w:shd w:val="clear" w:color="auto" w:fill="FFFFFF"/>
+            <w:tcMar>
+              <w:top w:w="0" w:type="dxa"/>
+              <w:bottom w:w="0" w:type="dxa"/>
+              <w:left w:w="0" w:type="dxa"/>
+              <w:right w:w="0" w:type="dxa"/>
+            </w:tcMar>
+            <w:vAlign w:val="top"/>
+          </w:tcPr>
+          <w:p>
+            <w:pPr>
+              <w:pStyle w:val="Normal"/>
+              <w:jc w:val="center"/>
+              <w:pBdr>
+                <w:bottom w:val="none" w:sz="0" w:space="0" w:color="000000"/>
+                <w:top w:val="none" w:sz="0" w:space="0" w:color="000000"/>
+                <w:left w:val="none" w:sz="0" w:space="0" w:color="000000"/>
+                <w:right w:val="none" w:sz="0" w:space="0" w:color="000000"/>
+              </w:pBdr>
+              <w:spacing w:after="100" w:before="100" w:line="240"/>
+              <w:ind w:left="100" w:right="100" w:firstLine="0" w:firstLineChars="0"/>
+              <w:rPr>
+                <w:rFonts w:ascii="Helvetica" w:hAnsi="Helvetica" w:eastAsia="Helvetica" w:cs="Helvetica"/>
+                <w:i w:val="false"/>
+                <w:b w:val="false"/>
+                <w:u w:val="none"/>
+                <w:sz w:val="22"/>
+                <w:szCs w:val="22"/>
+                <w:color w:val="000000"/>
+              </w:rPr>
+            </w:pPr>
+            <w:r>
+              <w:rPr>
+                <w:rFonts w:ascii="Helvetica" w:hAnsi="Helvetica" w:eastAsia="Helvetica" w:cs="Helvetica"/>
+                <w:i w:val="false"/>
+                <w:b w:val="false"/>
+                <w:u w:val="none"/>
+                <w:sz w:val="22"/>
+                <w:szCs w:val="22"/>
+                <w:color w:val="000000"/>
+              </w:rPr>
+              <w:t xml:space="preserve">0.89, 2.92</w:t>
+            </w:r>
+          </w:p>
+        </w:tc>
+        <w:tc>
+          <w:tcPr>
+            <w:tcBorders>
+              <w:bottom w:val="none" w:sz="0" w:space="0" w:color="000000"/>
+              <w:top w:val="none" w:sz="0" w:space="0" w:color="000000"/>
+              <w:left w:val="none" w:sz="0" w:space="0" w:color="000000"/>
+              <w:right w:val="none" w:sz="0" w:space="0" w:color="000000"/>
+            </w:tcBorders>
+            <w:shd w:val="clear" w:color="auto" w:fill="FFFFFF"/>
+            <w:tcMar>
+              <w:top w:w="0" w:type="dxa"/>
+              <w:bottom w:w="0" w:type="dxa"/>
+              <w:left w:w="0" w:type="dxa"/>
+              <w:right w:w="0" w:type="dxa"/>
+            </w:tcMar>
+            <w:vAlign w:val="top"/>
+          </w:tcPr>
+          <w:p>
+            <w:pPr>
+              <w:pStyle w:val="Normal"/>
+              <w:jc w:val="center"/>
+              <w:pBdr>
+                <w:bottom w:val="none" w:sz="0" w:space="0" w:color="000000"/>
+                <w:top w:val="none" w:sz="0" w:space="0" w:color="000000"/>
+                <w:left w:val="none" w:sz="0" w:space="0" w:color="000000"/>
+                <w:right w:val="none" w:sz="0" w:space="0" w:color="000000"/>
+              </w:pBdr>
+              <w:spacing w:after="100" w:before="100" w:line="240"/>
+              <w:ind w:left="100" w:right="100" w:firstLine="0" w:firstLineChars="0"/>
+              <w:rPr>
+                <w:rFonts w:ascii="Helvetica" w:hAnsi="Helvetica" w:eastAsia="Helvetica" w:cs="Helvetica"/>
+                <w:i w:val="false"/>
+                <w:b w:val="false"/>
+                <w:u w:val="none"/>
+                <w:sz w:val="22"/>
+                <w:szCs w:val="22"/>
+                <w:color w:val="000000"/>
+              </w:rPr>
+            </w:pPr>
+            <w:r>
+              <w:rPr>
+                <w:rFonts w:ascii="Helvetica" w:hAnsi="Helvetica" w:eastAsia="Helvetica" w:cs="Helvetica"/>
+                <w:i w:val="false"/>
+                <w:b w:val="false"/>
+                <w:u w:val="none"/>
+                <w:sz w:val="22"/>
+                <w:szCs w:val="22"/>
+                <w:color w:val="000000"/>
+              </w:rPr>
+              <w:t xml:space="preserve">0.120</w:t>
             </w:r>
           </w:p>
         </w:tc>
@@ -3088,60 +3088,60 @@
                 <w:szCs w:val="22"/>
                 <w:color w:val="000000"/>
               </w:rPr>
-              <w:t xml:space="preserve">0.46, 2.33</w:t>
-            </w:r>
-          </w:p>
-        </w:tc>
-        <w:tc>
-          <w:tcPr>
-            <w:tcBorders>
-              <w:bottom w:val="none" w:sz="0" w:space="0" w:color="000000"/>
-              <w:top w:val="none" w:sz="0" w:space="0" w:color="000000"/>
-              <w:left w:val="none" w:sz="0" w:space="0" w:color="000000"/>
-              <w:right w:val="none" w:sz="0" w:space="0" w:color="000000"/>
-            </w:tcBorders>
-            <w:shd w:val="clear" w:color="auto" w:fill="FFFFFF"/>
-            <w:tcMar>
-              <w:top w:w="0" w:type="dxa"/>
-              <w:bottom w:w="0" w:type="dxa"/>
-              <w:left w:w="0" w:type="dxa"/>
-              <w:right w:w="0" w:type="dxa"/>
-            </w:tcMar>
-            <w:vAlign w:val="top"/>
-          </w:tcPr>
-          <w:p>
-            <w:pPr>
-              <w:pStyle w:val="Normal"/>
-              <w:jc w:val="center"/>
-              <w:pBdr>
-                <w:bottom w:val="none" w:sz="0" w:space="0" w:color="000000"/>
-                <w:top w:val="none" w:sz="0" w:space="0" w:color="000000"/>
-                <w:left w:val="none" w:sz="0" w:space="0" w:color="000000"/>
-                <w:right w:val="none" w:sz="0" w:space="0" w:color="000000"/>
-              </w:pBdr>
-              <w:spacing w:after="100" w:before="100" w:line="240"/>
-              <w:ind w:left="100" w:right="100" w:firstLine="0" w:firstLineChars="0"/>
-              <w:rPr>
-                <w:rFonts w:ascii="Helvetica" w:hAnsi="Helvetica" w:eastAsia="Helvetica" w:cs="Helvetica"/>
-                <w:i w:val="false"/>
-                <w:b w:val="false"/>
-                <w:u w:val="none"/>
-                <w:sz w:val="22"/>
-                <w:szCs w:val="22"/>
-                <w:color w:val="000000"/>
-              </w:rPr>
-            </w:pPr>
-            <w:r>
-              <w:rPr>
-                <w:rFonts w:ascii="Helvetica" w:hAnsi="Helvetica" w:eastAsia="Helvetica" w:cs="Helvetica"/>
-                <w:i w:val="false"/>
-                <w:b w:val="false"/>
-                <w:u w:val="none"/>
-                <w:sz w:val="22"/>
-                <w:szCs w:val="22"/>
-                <w:color w:val="000000"/>
-              </w:rPr>
-              <w:t xml:space="preserve">0.940</w:t>
+              <w:t xml:space="preserve">0.45, 2.32</w:t>
+            </w:r>
+          </w:p>
+        </w:tc>
+        <w:tc>
+          <w:tcPr>
+            <w:tcBorders>
+              <w:bottom w:val="none" w:sz="0" w:space="0" w:color="000000"/>
+              <w:top w:val="none" w:sz="0" w:space="0" w:color="000000"/>
+              <w:left w:val="none" w:sz="0" w:space="0" w:color="000000"/>
+              <w:right w:val="none" w:sz="0" w:space="0" w:color="000000"/>
+            </w:tcBorders>
+            <w:shd w:val="clear" w:color="auto" w:fill="FFFFFF"/>
+            <w:tcMar>
+              <w:top w:w="0" w:type="dxa"/>
+              <w:bottom w:w="0" w:type="dxa"/>
+              <w:left w:w="0" w:type="dxa"/>
+              <w:right w:w="0" w:type="dxa"/>
+            </w:tcMar>
+            <w:vAlign w:val="top"/>
+          </w:tcPr>
+          <w:p>
+            <w:pPr>
+              <w:pStyle w:val="Normal"/>
+              <w:jc w:val="center"/>
+              <w:pBdr>
+                <w:bottom w:val="none" w:sz="0" w:space="0" w:color="000000"/>
+                <w:top w:val="none" w:sz="0" w:space="0" w:color="000000"/>
+                <w:left w:val="none" w:sz="0" w:space="0" w:color="000000"/>
+                <w:right w:val="none" w:sz="0" w:space="0" w:color="000000"/>
+              </w:pBdr>
+              <w:spacing w:after="100" w:before="100" w:line="240"/>
+              <w:ind w:left="100" w:right="100" w:firstLine="0" w:firstLineChars="0"/>
+              <w:rPr>
+                <w:rFonts w:ascii="Helvetica" w:hAnsi="Helvetica" w:eastAsia="Helvetica" w:cs="Helvetica"/>
+                <w:i w:val="false"/>
+                <w:b w:val="false"/>
+                <w:u w:val="none"/>
+                <w:sz w:val="22"/>
+                <w:szCs w:val="22"/>
+                <w:color w:val="000000"/>
+              </w:rPr>
+            </w:pPr>
+            <w:r>
+              <w:rPr>
+                <w:rFonts w:ascii="Helvetica" w:hAnsi="Helvetica" w:eastAsia="Helvetica" w:cs="Helvetica"/>
+                <w:i w:val="false"/>
+                <w:b w:val="false"/>
+                <w:u w:val="none"/>
+                <w:sz w:val="22"/>
+                <w:szCs w:val="22"/>
+                <w:color w:val="000000"/>
+              </w:rPr>
+              <w:t xml:space="preserve">0.950</w:t>
             </w:r>
           </w:p>
         </w:tc>
@@ -4808,60 +4808,60 @@
                 <w:szCs w:val="22"/>
                 <w:color w:val="000000"/>
               </w:rPr>
-              <w:t xml:space="preserve">1.00, 3.36</w:t>
-            </w:r>
-          </w:p>
-        </w:tc>
-        <w:tc>
-          <w:tcPr>
-            <w:tcBorders>
-              <w:bottom w:val="none" w:sz="0" w:space="0" w:color="000000"/>
-              <w:top w:val="none" w:sz="0" w:space="0" w:color="000000"/>
-              <w:left w:val="none" w:sz="0" w:space="0" w:color="000000"/>
-              <w:right w:val="none" w:sz="0" w:space="0" w:color="000000"/>
-            </w:tcBorders>
-            <w:shd w:val="clear" w:color="auto" w:fill="FFFFFF"/>
-            <w:tcMar>
-              <w:top w:w="0" w:type="dxa"/>
-              <w:bottom w:w="0" w:type="dxa"/>
-              <w:left w:w="0" w:type="dxa"/>
-              <w:right w:w="0" w:type="dxa"/>
-            </w:tcMar>
-            <w:vAlign w:val="top"/>
-          </w:tcPr>
-          <w:p>
-            <w:pPr>
-              <w:pStyle w:val="Normal"/>
-              <w:jc w:val="center"/>
-              <w:pBdr>
-                <w:bottom w:val="none" w:sz="0" w:space="0" w:color="000000"/>
-                <w:top w:val="none" w:sz="0" w:space="0" w:color="000000"/>
-                <w:left w:val="none" w:sz="0" w:space="0" w:color="000000"/>
-                <w:right w:val="none" w:sz="0" w:space="0" w:color="000000"/>
-              </w:pBdr>
-              <w:spacing w:after="100" w:before="100" w:line="240"/>
-              <w:ind w:left="100" w:right="100" w:firstLine="0" w:firstLineChars="0"/>
-              <w:rPr>
-                <w:rFonts w:ascii="Helvetica" w:hAnsi="Helvetica" w:eastAsia="Helvetica" w:cs="Helvetica"/>
-                <w:i w:val="false"/>
-                <w:b w:val="false"/>
-                <w:u w:val="none"/>
-                <w:sz w:val="22"/>
-                <w:szCs w:val="22"/>
-                <w:color w:val="000000"/>
-              </w:rPr>
-            </w:pPr>
-            <w:r>
-              <w:rPr>
-                <w:rFonts w:ascii="Helvetica" w:hAnsi="Helvetica" w:eastAsia="Helvetica" w:cs="Helvetica"/>
-                <w:i w:val="false"/>
-                <w:b w:val="false"/>
-                <w:u w:val="none"/>
-                <w:sz w:val="22"/>
-                <w:szCs w:val="22"/>
-                <w:color w:val="000000"/>
-              </w:rPr>
-              <w:t xml:space="preserve">0.049</w:t>
+              <w:t xml:space="preserve">1.01, 3.37</w:t>
+            </w:r>
+          </w:p>
+        </w:tc>
+        <w:tc>
+          <w:tcPr>
+            <w:tcBorders>
+              <w:bottom w:val="none" w:sz="0" w:space="0" w:color="000000"/>
+              <w:top w:val="none" w:sz="0" w:space="0" w:color="000000"/>
+              <w:left w:val="none" w:sz="0" w:space="0" w:color="000000"/>
+              <w:right w:val="none" w:sz="0" w:space="0" w:color="000000"/>
+            </w:tcBorders>
+            <w:shd w:val="clear" w:color="auto" w:fill="FFFFFF"/>
+            <w:tcMar>
+              <w:top w:w="0" w:type="dxa"/>
+              <w:bottom w:w="0" w:type="dxa"/>
+              <w:left w:w="0" w:type="dxa"/>
+              <w:right w:w="0" w:type="dxa"/>
+            </w:tcMar>
+            <w:vAlign w:val="top"/>
+          </w:tcPr>
+          <w:p>
+            <w:pPr>
+              <w:pStyle w:val="Normal"/>
+              <w:jc w:val="center"/>
+              <w:pBdr>
+                <w:bottom w:val="none" w:sz="0" w:space="0" w:color="000000"/>
+                <w:top w:val="none" w:sz="0" w:space="0" w:color="000000"/>
+                <w:left w:val="none" w:sz="0" w:space="0" w:color="000000"/>
+                <w:right w:val="none" w:sz="0" w:space="0" w:color="000000"/>
+              </w:pBdr>
+              <w:spacing w:after="100" w:before="100" w:line="240"/>
+              <w:ind w:left="100" w:right="100" w:firstLine="0" w:firstLineChars="0"/>
+              <w:rPr>
+                <w:rFonts w:ascii="Helvetica" w:hAnsi="Helvetica" w:eastAsia="Helvetica" w:cs="Helvetica"/>
+                <w:i w:val="false"/>
+                <w:b w:val="false"/>
+                <w:u w:val="none"/>
+                <w:sz w:val="22"/>
+                <w:szCs w:val="22"/>
+                <w:color w:val="000000"/>
+              </w:rPr>
+            </w:pPr>
+            <w:r>
+              <w:rPr>
+                <w:rFonts w:ascii="Helvetica" w:hAnsi="Helvetica" w:eastAsia="Helvetica" w:cs="Helvetica"/>
+                <w:i w:val="false"/>
+                <w:b w:val="false"/>
+                <w:u w:val="none"/>
+                <w:sz w:val="22"/>
+                <w:szCs w:val="22"/>
+                <w:color w:val="000000"/>
+              </w:rPr>
+              <w:t xml:space="preserve">0.047</w:t>
             </w:r>
           </w:p>
         </w:tc>
@@ -5073,7 +5073,7 @@
                 <w:szCs w:val="22"/>
                 <w:color w:val="000000"/>
               </w:rPr>
-              <w:t xml:space="preserve">0.730</w:t>
+              <w:t xml:space="preserve">0.720</w:t>
             </w:r>
           </w:p>
         </w:tc>
@@ -6740,7 +6740,7 @@
                 <w:szCs w:val="22"/>
                 <w:color w:val="000000"/>
               </w:rPr>
-              <w:t xml:space="preserve">0.63, 3.76</w:t>
+              <w:t xml:space="preserve">0.63, 3.77</w:t>
             </w:r>
           </w:p>
         </w:tc>
@@ -7223,7 +7223,7 @@
                 <w:szCs w:val="22"/>
                 <w:color w:val="000000"/>
               </w:rPr>
-              <w:t xml:space="preserve">0.36, 3.16</w:t>
+              <w:t xml:space="preserve">0.36, 3.17</w:t>
             </w:r>
           </w:p>
         </w:tc>
@@ -7435,60 +7435,60 @@
                 <w:szCs w:val="22"/>
                 <w:color w:val="000000"/>
               </w:rPr>
-              <w:t xml:space="preserve">0.32, 4.32</w:t>
-            </w:r>
-          </w:p>
-        </w:tc>
-        <w:tc>
-          <w:tcPr>
-            <w:tcBorders>
-              <w:bottom w:val="none" w:sz="0" w:space="0" w:color="000000"/>
-              <w:top w:val="none" w:sz="0" w:space="0" w:color="000000"/>
-              <w:left w:val="none" w:sz="0" w:space="0" w:color="000000"/>
-              <w:right w:val="none" w:sz="0" w:space="0" w:color="000000"/>
-            </w:tcBorders>
-            <w:shd w:val="clear" w:color="auto" w:fill="FFFFFF"/>
-            <w:tcMar>
-              <w:top w:w="0" w:type="dxa"/>
-              <w:bottom w:w="0" w:type="dxa"/>
-              <w:left w:w="0" w:type="dxa"/>
-              <w:right w:w="0" w:type="dxa"/>
-            </w:tcMar>
-            <w:vAlign w:val="top"/>
-          </w:tcPr>
-          <w:p>
-            <w:pPr>
-              <w:pStyle w:val="Normal"/>
-              <w:jc w:val="center"/>
-              <w:pBdr>
-                <w:bottom w:val="none" w:sz="0" w:space="0" w:color="000000"/>
-                <w:top w:val="none" w:sz="0" w:space="0" w:color="000000"/>
-                <w:left w:val="none" w:sz="0" w:space="0" w:color="000000"/>
-                <w:right w:val="none" w:sz="0" w:space="0" w:color="000000"/>
-              </w:pBdr>
-              <w:spacing w:after="100" w:before="100" w:line="240"/>
-              <w:ind w:left="100" w:right="100" w:firstLine="0" w:firstLineChars="0"/>
-              <w:rPr>
-                <w:rFonts w:ascii="Helvetica" w:hAnsi="Helvetica" w:eastAsia="Helvetica" w:cs="Helvetica"/>
-                <w:i w:val="false"/>
-                <w:b w:val="false"/>
-                <w:u w:val="none"/>
-                <w:sz w:val="22"/>
-                <w:szCs w:val="22"/>
-                <w:color w:val="000000"/>
-              </w:rPr>
-            </w:pPr>
-            <w:r>
-              <w:rPr>
-                <w:rFonts w:ascii="Helvetica" w:hAnsi="Helvetica" w:eastAsia="Helvetica" w:cs="Helvetica"/>
-                <w:i w:val="false"/>
-                <w:b w:val="false"/>
-                <w:u w:val="none"/>
-                <w:sz w:val="22"/>
-                <w:szCs w:val="22"/>
-                <w:color w:val="000000"/>
-              </w:rPr>
-              <w:t xml:space="preserve">0.810</w:t>
+              <w:t xml:space="preserve">0.32, 4.34</w:t>
+            </w:r>
+          </w:p>
+        </w:tc>
+        <w:tc>
+          <w:tcPr>
+            <w:tcBorders>
+              <w:bottom w:val="none" w:sz="0" w:space="0" w:color="000000"/>
+              <w:top w:val="none" w:sz="0" w:space="0" w:color="000000"/>
+              <w:left w:val="none" w:sz="0" w:space="0" w:color="000000"/>
+              <w:right w:val="none" w:sz="0" w:space="0" w:color="000000"/>
+            </w:tcBorders>
+            <w:shd w:val="clear" w:color="auto" w:fill="FFFFFF"/>
+            <w:tcMar>
+              <w:top w:w="0" w:type="dxa"/>
+              <w:bottom w:w="0" w:type="dxa"/>
+              <w:left w:w="0" w:type="dxa"/>
+              <w:right w:w="0" w:type="dxa"/>
+            </w:tcMar>
+            <w:vAlign w:val="top"/>
+          </w:tcPr>
+          <w:p>
+            <w:pPr>
+              <w:pStyle w:val="Normal"/>
+              <w:jc w:val="center"/>
+              <w:pBdr>
+                <w:bottom w:val="none" w:sz="0" w:space="0" w:color="000000"/>
+                <w:top w:val="none" w:sz="0" w:space="0" w:color="000000"/>
+                <w:left w:val="none" w:sz="0" w:space="0" w:color="000000"/>
+                <w:right w:val="none" w:sz="0" w:space="0" w:color="000000"/>
+              </w:pBdr>
+              <w:spacing w:after="100" w:before="100" w:line="240"/>
+              <w:ind w:left="100" w:right="100" w:firstLine="0" w:firstLineChars="0"/>
+              <w:rPr>
+                <w:rFonts w:ascii="Helvetica" w:hAnsi="Helvetica" w:eastAsia="Helvetica" w:cs="Helvetica"/>
+                <w:i w:val="false"/>
+                <w:b w:val="false"/>
+                <w:u w:val="none"/>
+                <w:sz w:val="22"/>
+                <w:szCs w:val="22"/>
+                <w:color w:val="000000"/>
+              </w:rPr>
+            </w:pPr>
+            <w:r>
+              <w:rPr>
+                <w:rFonts w:ascii="Helvetica" w:hAnsi="Helvetica" w:eastAsia="Helvetica" w:cs="Helvetica"/>
+                <w:i w:val="false"/>
+                <w:b w:val="false"/>
+                <w:u w:val="none"/>
+                <w:sz w:val="22"/>
+                <w:szCs w:val="22"/>
+                <w:color w:val="000000"/>
+              </w:rPr>
+              <w:t xml:space="preserve">0.800</w:t>
             </w:r>
           </w:p>
         </w:tc>
@@ -8189,60 +8189,60 @@
                 <w:szCs w:val="22"/>
                 <w:color w:val="000000"/>
               </w:rPr>
-              <w:t xml:space="preserve">0.23, 1.52</w:t>
-            </w:r>
-          </w:p>
-        </w:tc>
-        <w:tc>
-          <w:tcPr>
-            <w:tcBorders>
-              <w:bottom w:val="none" w:sz="0" w:space="0" w:color="000000"/>
-              <w:top w:val="none" w:sz="0" w:space="0" w:color="000000"/>
-              <w:left w:val="none" w:sz="0" w:space="0" w:color="000000"/>
-              <w:right w:val="none" w:sz="0" w:space="0" w:color="000000"/>
-            </w:tcBorders>
-            <w:shd w:val="clear" w:color="auto" w:fill="FFFFFF"/>
-            <w:tcMar>
-              <w:top w:w="0" w:type="dxa"/>
-              <w:bottom w:w="0" w:type="dxa"/>
-              <w:left w:w="0" w:type="dxa"/>
-              <w:right w:w="0" w:type="dxa"/>
-            </w:tcMar>
-            <w:vAlign w:val="top"/>
-          </w:tcPr>
-          <w:p>
-            <w:pPr>
-              <w:pStyle w:val="Normal"/>
-              <w:jc w:val="center"/>
-              <w:pBdr>
-                <w:bottom w:val="none" w:sz="0" w:space="0" w:color="000000"/>
-                <w:top w:val="none" w:sz="0" w:space="0" w:color="000000"/>
-                <w:left w:val="none" w:sz="0" w:space="0" w:color="000000"/>
-                <w:right w:val="none" w:sz="0" w:space="0" w:color="000000"/>
-              </w:pBdr>
-              <w:spacing w:after="100" w:before="100" w:line="240"/>
-              <w:ind w:left="100" w:right="100" w:firstLine="0" w:firstLineChars="0"/>
-              <w:rPr>
-                <w:rFonts w:ascii="Helvetica" w:hAnsi="Helvetica" w:eastAsia="Helvetica" w:cs="Helvetica"/>
-                <w:i w:val="false"/>
-                <w:b w:val="false"/>
-                <w:u w:val="none"/>
-                <w:sz w:val="22"/>
-                <w:szCs w:val="22"/>
-                <w:color w:val="000000"/>
-              </w:rPr>
-            </w:pPr>
-            <w:r>
-              <w:rPr>
-                <w:rFonts w:ascii="Helvetica" w:hAnsi="Helvetica" w:eastAsia="Helvetica" w:cs="Helvetica"/>
-                <w:i w:val="false"/>
-                <w:b w:val="false"/>
-                <w:u w:val="none"/>
-                <w:sz w:val="22"/>
-                <w:szCs w:val="22"/>
-                <w:color w:val="000000"/>
-              </w:rPr>
-              <w:t xml:space="preserve">0.280</w:t>
+              <w:t xml:space="preserve">0.23, 1.51</w:t>
+            </w:r>
+          </w:p>
+        </w:tc>
+        <w:tc>
+          <w:tcPr>
+            <w:tcBorders>
+              <w:bottom w:val="none" w:sz="0" w:space="0" w:color="000000"/>
+              <w:top w:val="none" w:sz="0" w:space="0" w:color="000000"/>
+              <w:left w:val="none" w:sz="0" w:space="0" w:color="000000"/>
+              <w:right w:val="none" w:sz="0" w:space="0" w:color="000000"/>
+            </w:tcBorders>
+            <w:shd w:val="clear" w:color="auto" w:fill="FFFFFF"/>
+            <w:tcMar>
+              <w:top w:w="0" w:type="dxa"/>
+              <w:bottom w:w="0" w:type="dxa"/>
+              <w:left w:w="0" w:type="dxa"/>
+              <w:right w:w="0" w:type="dxa"/>
+            </w:tcMar>
+            <w:vAlign w:val="top"/>
+          </w:tcPr>
+          <w:p>
+            <w:pPr>
+              <w:pStyle w:val="Normal"/>
+              <w:jc w:val="center"/>
+              <w:pBdr>
+                <w:bottom w:val="none" w:sz="0" w:space="0" w:color="000000"/>
+                <w:top w:val="none" w:sz="0" w:space="0" w:color="000000"/>
+                <w:left w:val="none" w:sz="0" w:space="0" w:color="000000"/>
+                <w:right w:val="none" w:sz="0" w:space="0" w:color="000000"/>
+              </w:pBdr>
+              <w:spacing w:after="100" w:before="100" w:line="240"/>
+              <w:ind w:left="100" w:right="100" w:firstLine="0" w:firstLineChars="0"/>
+              <w:rPr>
+                <w:rFonts w:ascii="Helvetica" w:hAnsi="Helvetica" w:eastAsia="Helvetica" w:cs="Helvetica"/>
+                <w:i w:val="false"/>
+                <w:b w:val="false"/>
+                <w:u w:val="none"/>
+                <w:sz w:val="22"/>
+                <w:szCs w:val="22"/>
+                <w:color w:val="000000"/>
+              </w:rPr>
+            </w:pPr>
+            <w:r>
+              <w:rPr>
+                <w:rFonts w:ascii="Helvetica" w:hAnsi="Helvetica" w:eastAsia="Helvetica" w:cs="Helvetica"/>
+                <w:i w:val="false"/>
+                <w:b w:val="false"/>
+                <w:u w:val="none"/>
+                <w:sz w:val="22"/>
+                <w:szCs w:val="22"/>
+                <w:color w:val="000000"/>
+              </w:rPr>
+              <w:t xml:space="preserve">0.270</w:t>
             </w:r>
           </w:p>
         </w:tc>
@@ -8619,113 +8619,113 @@
                 <w:szCs w:val="22"/>
                 <w:color w:val="000000"/>
               </w:rPr>
-              <w:t xml:space="preserve">1.83</w:t>
-            </w:r>
-          </w:p>
-        </w:tc>
-        <w:tc>
-          <w:tcPr>
-            <w:tcBorders>
-              <w:bottom w:val="none" w:sz="0" w:space="0" w:color="000000"/>
-              <w:top w:val="none" w:sz="0" w:space="0" w:color="000000"/>
-              <w:left w:val="none" w:sz="0" w:space="0" w:color="000000"/>
-              <w:right w:val="none" w:sz="0" w:space="0" w:color="000000"/>
-            </w:tcBorders>
-            <w:shd w:val="clear" w:color="auto" w:fill="FFFFFF"/>
-            <w:tcMar>
-              <w:top w:w="0" w:type="dxa"/>
-              <w:bottom w:w="0" w:type="dxa"/>
-              <w:left w:w="0" w:type="dxa"/>
-              <w:right w:w="0" w:type="dxa"/>
-            </w:tcMar>
-            <w:vAlign w:val="top"/>
-          </w:tcPr>
-          <w:p>
-            <w:pPr>
-              <w:pStyle w:val="Normal"/>
-              <w:jc w:val="center"/>
-              <w:pBdr>
-                <w:bottom w:val="none" w:sz="0" w:space="0" w:color="000000"/>
-                <w:top w:val="none" w:sz="0" w:space="0" w:color="000000"/>
-                <w:left w:val="none" w:sz="0" w:space="0" w:color="000000"/>
-                <w:right w:val="none" w:sz="0" w:space="0" w:color="000000"/>
-              </w:pBdr>
-              <w:spacing w:after="100" w:before="100" w:line="240"/>
-              <w:ind w:left="100" w:right="100" w:firstLine="0" w:firstLineChars="0"/>
-              <w:rPr>
-                <w:rFonts w:ascii="Helvetica" w:hAnsi="Helvetica" w:eastAsia="Helvetica" w:cs="Helvetica"/>
-                <w:i w:val="false"/>
-                <w:b w:val="false"/>
-                <w:u w:val="none"/>
-                <w:sz w:val="22"/>
-                <w:szCs w:val="22"/>
-                <w:color w:val="000000"/>
-              </w:rPr>
-            </w:pPr>
-            <w:r>
-              <w:rPr>
-                <w:rFonts w:ascii="Helvetica" w:hAnsi="Helvetica" w:eastAsia="Helvetica" w:cs="Helvetica"/>
-                <w:i w:val="false"/>
-                <w:b w:val="false"/>
-                <w:u w:val="none"/>
-                <w:sz w:val="22"/>
-                <w:szCs w:val="22"/>
-                <w:color w:val="000000"/>
-              </w:rPr>
-              <w:t xml:space="preserve">0.80, 4.19</w:t>
-            </w:r>
-          </w:p>
-        </w:tc>
-        <w:tc>
-          <w:tcPr>
-            <w:tcBorders>
-              <w:bottom w:val="none" w:sz="0" w:space="0" w:color="000000"/>
-              <w:top w:val="none" w:sz="0" w:space="0" w:color="000000"/>
-              <w:left w:val="none" w:sz="0" w:space="0" w:color="000000"/>
-              <w:right w:val="none" w:sz="0" w:space="0" w:color="000000"/>
-            </w:tcBorders>
-            <w:shd w:val="clear" w:color="auto" w:fill="FFFFFF"/>
-            <w:tcMar>
-              <w:top w:w="0" w:type="dxa"/>
-              <w:bottom w:w="0" w:type="dxa"/>
-              <w:left w:w="0" w:type="dxa"/>
-              <w:right w:w="0" w:type="dxa"/>
-            </w:tcMar>
-            <w:vAlign w:val="top"/>
-          </w:tcPr>
-          <w:p>
-            <w:pPr>
-              <w:pStyle w:val="Normal"/>
-              <w:jc w:val="center"/>
-              <w:pBdr>
-                <w:bottom w:val="none" w:sz="0" w:space="0" w:color="000000"/>
-                <w:top w:val="none" w:sz="0" w:space="0" w:color="000000"/>
-                <w:left w:val="none" w:sz="0" w:space="0" w:color="000000"/>
-                <w:right w:val="none" w:sz="0" w:space="0" w:color="000000"/>
-              </w:pBdr>
-              <w:spacing w:after="100" w:before="100" w:line="240"/>
-              <w:ind w:left="100" w:right="100" w:firstLine="0" w:firstLineChars="0"/>
-              <w:rPr>
-                <w:rFonts w:ascii="Helvetica" w:hAnsi="Helvetica" w:eastAsia="Helvetica" w:cs="Helvetica"/>
-                <w:i w:val="false"/>
-                <w:b w:val="false"/>
-                <w:u w:val="none"/>
-                <w:sz w:val="22"/>
-                <w:szCs w:val="22"/>
-                <w:color w:val="000000"/>
-              </w:rPr>
-            </w:pPr>
-            <w:r>
-              <w:rPr>
-                <w:rFonts w:ascii="Helvetica" w:hAnsi="Helvetica" w:eastAsia="Helvetica" w:cs="Helvetica"/>
-                <w:i w:val="false"/>
-                <w:b w:val="false"/>
-                <w:u w:val="none"/>
-                <w:sz w:val="22"/>
-                <w:szCs w:val="22"/>
-                <w:color w:val="000000"/>
-              </w:rPr>
-              <w:t xml:space="preserve">0.150</w:t>
+              <w:t xml:space="preserve">1.81</w:t>
+            </w:r>
+          </w:p>
+        </w:tc>
+        <w:tc>
+          <w:tcPr>
+            <w:tcBorders>
+              <w:bottom w:val="none" w:sz="0" w:space="0" w:color="000000"/>
+              <w:top w:val="none" w:sz="0" w:space="0" w:color="000000"/>
+              <w:left w:val="none" w:sz="0" w:space="0" w:color="000000"/>
+              <w:right w:val="none" w:sz="0" w:space="0" w:color="000000"/>
+            </w:tcBorders>
+            <w:shd w:val="clear" w:color="auto" w:fill="FFFFFF"/>
+            <w:tcMar>
+              <w:top w:w="0" w:type="dxa"/>
+              <w:bottom w:w="0" w:type="dxa"/>
+              <w:left w:w="0" w:type="dxa"/>
+              <w:right w:w="0" w:type="dxa"/>
+            </w:tcMar>
+            <w:vAlign w:val="top"/>
+          </w:tcPr>
+          <w:p>
+            <w:pPr>
+              <w:pStyle w:val="Normal"/>
+              <w:jc w:val="center"/>
+              <w:pBdr>
+                <w:bottom w:val="none" w:sz="0" w:space="0" w:color="000000"/>
+                <w:top w:val="none" w:sz="0" w:space="0" w:color="000000"/>
+                <w:left w:val="none" w:sz="0" w:space="0" w:color="000000"/>
+                <w:right w:val="none" w:sz="0" w:space="0" w:color="000000"/>
+              </w:pBdr>
+              <w:spacing w:after="100" w:before="100" w:line="240"/>
+              <w:ind w:left="100" w:right="100" w:firstLine="0" w:firstLineChars="0"/>
+              <w:rPr>
+                <w:rFonts w:ascii="Helvetica" w:hAnsi="Helvetica" w:eastAsia="Helvetica" w:cs="Helvetica"/>
+                <w:i w:val="false"/>
+                <w:b w:val="false"/>
+                <w:u w:val="none"/>
+                <w:sz w:val="22"/>
+                <w:szCs w:val="22"/>
+                <w:color w:val="000000"/>
+              </w:rPr>
+            </w:pPr>
+            <w:r>
+              <w:rPr>
+                <w:rFonts w:ascii="Helvetica" w:hAnsi="Helvetica" w:eastAsia="Helvetica" w:cs="Helvetica"/>
+                <w:i w:val="false"/>
+                <w:b w:val="false"/>
+                <w:u w:val="none"/>
+                <w:sz w:val="22"/>
+                <w:szCs w:val="22"/>
+                <w:color w:val="000000"/>
+              </w:rPr>
+              <w:t xml:space="preserve">0.79, 4.14</w:t>
+            </w:r>
+          </w:p>
+        </w:tc>
+        <w:tc>
+          <w:tcPr>
+            <w:tcBorders>
+              <w:bottom w:val="none" w:sz="0" w:space="0" w:color="000000"/>
+              <w:top w:val="none" w:sz="0" w:space="0" w:color="000000"/>
+              <w:left w:val="none" w:sz="0" w:space="0" w:color="000000"/>
+              <w:right w:val="none" w:sz="0" w:space="0" w:color="000000"/>
+            </w:tcBorders>
+            <w:shd w:val="clear" w:color="auto" w:fill="FFFFFF"/>
+            <w:tcMar>
+              <w:top w:w="0" w:type="dxa"/>
+              <w:bottom w:w="0" w:type="dxa"/>
+              <w:left w:w="0" w:type="dxa"/>
+              <w:right w:w="0" w:type="dxa"/>
+            </w:tcMar>
+            <w:vAlign w:val="top"/>
+          </w:tcPr>
+          <w:p>
+            <w:pPr>
+              <w:pStyle w:val="Normal"/>
+              <w:jc w:val="center"/>
+              <w:pBdr>
+                <w:bottom w:val="none" w:sz="0" w:space="0" w:color="000000"/>
+                <w:top w:val="none" w:sz="0" w:space="0" w:color="000000"/>
+                <w:left w:val="none" w:sz="0" w:space="0" w:color="000000"/>
+                <w:right w:val="none" w:sz="0" w:space="0" w:color="000000"/>
+              </w:pBdr>
+              <w:spacing w:after="100" w:before="100" w:line="240"/>
+              <w:ind w:left="100" w:right="100" w:firstLine="0" w:firstLineChars="0"/>
+              <w:rPr>
+                <w:rFonts w:ascii="Helvetica" w:hAnsi="Helvetica" w:eastAsia="Helvetica" w:cs="Helvetica"/>
+                <w:i w:val="false"/>
+                <w:b w:val="false"/>
+                <w:u w:val="none"/>
+                <w:sz w:val="22"/>
+                <w:szCs w:val="22"/>
+                <w:color w:val="000000"/>
+              </w:rPr>
+            </w:pPr>
+            <w:r>
+              <w:rPr>
+                <w:rFonts w:ascii="Helvetica" w:hAnsi="Helvetica" w:eastAsia="Helvetica" w:cs="Helvetica"/>
+                <w:i w:val="false"/>
+                <w:b w:val="false"/>
+                <w:u w:val="none"/>
+                <w:sz w:val="22"/>
+                <w:szCs w:val="22"/>
+                <w:color w:val="000000"/>
+              </w:rPr>
+              <w:t xml:space="preserve">0.160</w:t>
             </w:r>
           </w:p>
         </w:tc>
@@ -8884,60 +8884,60 @@
                 <w:szCs w:val="22"/>
                 <w:color w:val="000000"/>
               </w:rPr>
-              <w:t xml:space="preserve">0.28, 4.22</w:t>
-            </w:r>
-          </w:p>
-        </w:tc>
-        <w:tc>
-          <w:tcPr>
-            <w:tcBorders>
-              <w:bottom w:val="none" w:sz="0" w:space="0" w:color="000000"/>
-              <w:top w:val="none" w:sz="0" w:space="0" w:color="000000"/>
-              <w:left w:val="none" w:sz="0" w:space="0" w:color="000000"/>
-              <w:right w:val="none" w:sz="0" w:space="0" w:color="000000"/>
-            </w:tcBorders>
-            <w:shd w:val="clear" w:color="auto" w:fill="FFFFFF"/>
-            <w:tcMar>
-              <w:top w:w="0" w:type="dxa"/>
-              <w:bottom w:w="0" w:type="dxa"/>
-              <w:left w:w="0" w:type="dxa"/>
-              <w:right w:w="0" w:type="dxa"/>
-            </w:tcMar>
-            <w:vAlign w:val="top"/>
-          </w:tcPr>
-          <w:p>
-            <w:pPr>
-              <w:pStyle w:val="Normal"/>
-              <w:jc w:val="center"/>
-              <w:pBdr>
-                <w:bottom w:val="none" w:sz="0" w:space="0" w:color="000000"/>
-                <w:top w:val="none" w:sz="0" w:space="0" w:color="000000"/>
-                <w:left w:val="none" w:sz="0" w:space="0" w:color="000000"/>
-                <w:right w:val="none" w:sz="0" w:space="0" w:color="000000"/>
-              </w:pBdr>
-              <w:spacing w:after="100" w:before="100" w:line="240"/>
-              <w:ind w:left="100" w:right="100" w:firstLine="0" w:firstLineChars="0"/>
-              <w:rPr>
-                <w:rFonts w:ascii="Helvetica" w:hAnsi="Helvetica" w:eastAsia="Helvetica" w:cs="Helvetica"/>
-                <w:i w:val="false"/>
-                <w:b w:val="false"/>
-                <w:u w:val="none"/>
-                <w:sz w:val="22"/>
-                <w:szCs w:val="22"/>
-                <w:color w:val="000000"/>
-              </w:rPr>
-            </w:pPr>
-            <w:r>
-              <w:rPr>
-                <w:rFonts w:ascii="Helvetica" w:hAnsi="Helvetica" w:eastAsia="Helvetica" w:cs="Helvetica"/>
-                <w:i w:val="false"/>
-                <w:b w:val="false"/>
-                <w:u w:val="none"/>
-                <w:sz w:val="22"/>
-                <w:szCs w:val="22"/>
-                <w:color w:val="000000"/>
-              </w:rPr>
-              <w:t xml:space="preserve">0.910</w:t>
+              <w:t xml:space="preserve">0.28, 4.19</w:t>
+            </w:r>
+          </w:p>
+        </w:tc>
+        <w:tc>
+          <w:tcPr>
+            <w:tcBorders>
+              <w:bottom w:val="none" w:sz="0" w:space="0" w:color="000000"/>
+              <w:top w:val="none" w:sz="0" w:space="0" w:color="000000"/>
+              <w:left w:val="none" w:sz="0" w:space="0" w:color="000000"/>
+              <w:right w:val="none" w:sz="0" w:space="0" w:color="000000"/>
+            </w:tcBorders>
+            <w:shd w:val="clear" w:color="auto" w:fill="FFFFFF"/>
+            <w:tcMar>
+              <w:top w:w="0" w:type="dxa"/>
+              <w:bottom w:w="0" w:type="dxa"/>
+              <w:left w:w="0" w:type="dxa"/>
+              <w:right w:w="0" w:type="dxa"/>
+            </w:tcMar>
+            <w:vAlign w:val="top"/>
+          </w:tcPr>
+          <w:p>
+            <w:pPr>
+              <w:pStyle w:val="Normal"/>
+              <w:jc w:val="center"/>
+              <w:pBdr>
+                <w:bottom w:val="none" w:sz="0" w:space="0" w:color="000000"/>
+                <w:top w:val="none" w:sz="0" w:space="0" w:color="000000"/>
+                <w:left w:val="none" w:sz="0" w:space="0" w:color="000000"/>
+                <w:right w:val="none" w:sz="0" w:space="0" w:color="000000"/>
+              </w:pBdr>
+              <w:spacing w:after="100" w:before="100" w:line="240"/>
+              <w:ind w:left="100" w:right="100" w:firstLine="0" w:firstLineChars="0"/>
+              <w:rPr>
+                <w:rFonts w:ascii="Helvetica" w:hAnsi="Helvetica" w:eastAsia="Helvetica" w:cs="Helvetica"/>
+                <w:i w:val="false"/>
+                <w:b w:val="false"/>
+                <w:u w:val="none"/>
+                <w:sz w:val="22"/>
+                <w:szCs w:val="22"/>
+                <w:color w:val="000000"/>
+              </w:rPr>
+            </w:pPr>
+            <w:r>
+              <w:rPr>
+                <w:rFonts w:ascii="Helvetica" w:hAnsi="Helvetica" w:eastAsia="Helvetica" w:cs="Helvetica"/>
+                <w:i w:val="false"/>
+                <w:b w:val="false"/>
+                <w:u w:val="none"/>
+                <w:sz w:val="22"/>
+                <w:szCs w:val="22"/>
+                <w:color w:val="000000"/>
+              </w:rPr>
+              <w:t xml:space="preserve">0.920</w:t>
             </w:r>
           </w:p>
         </w:tc>
@@ -10068,113 +10068,113 @@
                 <w:szCs w:val="22"/>
                 <w:color w:val="000000"/>
               </w:rPr>
-              <w:t xml:space="preserve">2.06</w:t>
-            </w:r>
-          </w:p>
-        </w:tc>
-        <w:tc>
-          <w:tcPr>
-            <w:tcBorders>
-              <w:bottom w:val="none" w:sz="0" w:space="0" w:color="000000"/>
-              <w:top w:val="none" w:sz="0" w:space="0" w:color="000000"/>
-              <w:left w:val="none" w:sz="0" w:space="0" w:color="000000"/>
-              <w:right w:val="none" w:sz="0" w:space="0" w:color="000000"/>
-            </w:tcBorders>
-            <w:shd w:val="clear" w:color="auto" w:fill="FFFFFF"/>
-            <w:tcMar>
-              <w:top w:w="0" w:type="dxa"/>
-              <w:bottom w:w="0" w:type="dxa"/>
-              <w:left w:w="0" w:type="dxa"/>
-              <w:right w:w="0" w:type="dxa"/>
-            </w:tcMar>
-            <w:vAlign w:val="top"/>
-          </w:tcPr>
-          <w:p>
-            <w:pPr>
-              <w:pStyle w:val="Normal"/>
-              <w:jc w:val="center"/>
-              <w:pBdr>
-                <w:bottom w:val="none" w:sz="0" w:space="0" w:color="000000"/>
-                <w:top w:val="none" w:sz="0" w:space="0" w:color="000000"/>
-                <w:left w:val="none" w:sz="0" w:space="0" w:color="000000"/>
-                <w:right w:val="none" w:sz="0" w:space="0" w:color="000000"/>
-              </w:pBdr>
-              <w:spacing w:after="100" w:before="100" w:line="240"/>
-              <w:ind w:left="100" w:right="100" w:firstLine="0" w:firstLineChars="0"/>
-              <w:rPr>
-                <w:rFonts w:ascii="Helvetica" w:hAnsi="Helvetica" w:eastAsia="Helvetica" w:cs="Helvetica"/>
-                <w:i w:val="false"/>
-                <w:b w:val="false"/>
-                <w:u w:val="none"/>
-                <w:sz w:val="22"/>
-                <w:szCs w:val="22"/>
-                <w:color w:val="000000"/>
-              </w:rPr>
-            </w:pPr>
-            <w:r>
-              <w:rPr>
-                <w:rFonts w:ascii="Helvetica" w:hAnsi="Helvetica" w:eastAsia="Helvetica" w:cs="Helvetica"/>
-                <w:i w:val="false"/>
-                <w:b w:val="false"/>
-                <w:u w:val="none"/>
-                <w:sz w:val="22"/>
-                <w:szCs w:val="22"/>
-                <w:color w:val="000000"/>
-              </w:rPr>
-              <w:t xml:space="preserve">0.99, 4.27</w:t>
-            </w:r>
-          </w:p>
-        </w:tc>
-        <w:tc>
-          <w:tcPr>
-            <w:tcBorders>
-              <w:bottom w:val="none" w:sz="0" w:space="0" w:color="000000"/>
-              <w:top w:val="none" w:sz="0" w:space="0" w:color="000000"/>
-              <w:left w:val="none" w:sz="0" w:space="0" w:color="000000"/>
-              <w:right w:val="none" w:sz="0" w:space="0" w:color="000000"/>
-            </w:tcBorders>
-            <w:shd w:val="clear" w:color="auto" w:fill="FFFFFF"/>
-            <w:tcMar>
-              <w:top w:w="0" w:type="dxa"/>
-              <w:bottom w:w="0" w:type="dxa"/>
-              <w:left w:w="0" w:type="dxa"/>
-              <w:right w:w="0" w:type="dxa"/>
-            </w:tcMar>
-            <w:vAlign w:val="top"/>
-          </w:tcPr>
-          <w:p>
-            <w:pPr>
-              <w:pStyle w:val="Normal"/>
-              <w:jc w:val="center"/>
-              <w:pBdr>
-                <w:bottom w:val="none" w:sz="0" w:space="0" w:color="000000"/>
-                <w:top w:val="none" w:sz="0" w:space="0" w:color="000000"/>
-                <w:left w:val="none" w:sz="0" w:space="0" w:color="000000"/>
-                <w:right w:val="none" w:sz="0" w:space="0" w:color="000000"/>
-              </w:pBdr>
-              <w:spacing w:after="100" w:before="100" w:line="240"/>
-              <w:ind w:left="100" w:right="100" w:firstLine="0" w:firstLineChars="0"/>
-              <w:rPr>
-                <w:rFonts w:ascii="Helvetica" w:hAnsi="Helvetica" w:eastAsia="Helvetica" w:cs="Helvetica"/>
-                <w:i w:val="false"/>
-                <w:b w:val="false"/>
-                <w:u w:val="none"/>
-                <w:sz w:val="22"/>
-                <w:szCs w:val="22"/>
-                <w:color w:val="000000"/>
-              </w:rPr>
-            </w:pPr>
-            <w:r>
-              <w:rPr>
-                <w:rFonts w:ascii="Helvetica" w:hAnsi="Helvetica" w:eastAsia="Helvetica" w:cs="Helvetica"/>
-                <w:i w:val="false"/>
-                <w:b w:val="false"/>
-                <w:u w:val="none"/>
-                <w:sz w:val="22"/>
-                <w:szCs w:val="22"/>
-                <w:color w:val="000000"/>
-              </w:rPr>
-              <w:t xml:space="preserve">0.052</w:t>
+              <w:t xml:space="preserve">2.05</w:t>
+            </w:r>
+          </w:p>
+        </w:tc>
+        <w:tc>
+          <w:tcPr>
+            <w:tcBorders>
+              <w:bottom w:val="none" w:sz="0" w:space="0" w:color="000000"/>
+              <w:top w:val="none" w:sz="0" w:space="0" w:color="000000"/>
+              <w:left w:val="none" w:sz="0" w:space="0" w:color="000000"/>
+              <w:right w:val="none" w:sz="0" w:space="0" w:color="000000"/>
+            </w:tcBorders>
+            <w:shd w:val="clear" w:color="auto" w:fill="FFFFFF"/>
+            <w:tcMar>
+              <w:top w:w="0" w:type="dxa"/>
+              <w:bottom w:w="0" w:type="dxa"/>
+              <w:left w:w="0" w:type="dxa"/>
+              <w:right w:w="0" w:type="dxa"/>
+            </w:tcMar>
+            <w:vAlign w:val="top"/>
+          </w:tcPr>
+          <w:p>
+            <w:pPr>
+              <w:pStyle w:val="Normal"/>
+              <w:jc w:val="center"/>
+              <w:pBdr>
+                <w:bottom w:val="none" w:sz="0" w:space="0" w:color="000000"/>
+                <w:top w:val="none" w:sz="0" w:space="0" w:color="000000"/>
+                <w:left w:val="none" w:sz="0" w:space="0" w:color="000000"/>
+                <w:right w:val="none" w:sz="0" w:space="0" w:color="000000"/>
+              </w:pBdr>
+              <w:spacing w:after="100" w:before="100" w:line="240"/>
+              <w:ind w:left="100" w:right="100" w:firstLine="0" w:firstLineChars="0"/>
+              <w:rPr>
+                <w:rFonts w:ascii="Helvetica" w:hAnsi="Helvetica" w:eastAsia="Helvetica" w:cs="Helvetica"/>
+                <w:i w:val="false"/>
+                <w:b w:val="false"/>
+                <w:u w:val="none"/>
+                <w:sz w:val="22"/>
+                <w:szCs w:val="22"/>
+                <w:color w:val="000000"/>
+              </w:rPr>
+            </w:pPr>
+            <w:r>
+              <w:rPr>
+                <w:rFonts w:ascii="Helvetica" w:hAnsi="Helvetica" w:eastAsia="Helvetica" w:cs="Helvetica"/>
+                <w:i w:val="false"/>
+                <w:b w:val="false"/>
+                <w:u w:val="none"/>
+                <w:sz w:val="22"/>
+                <w:szCs w:val="22"/>
+                <w:color w:val="000000"/>
+              </w:rPr>
+              <w:t xml:space="preserve">0.99, 4.26</w:t>
+            </w:r>
+          </w:p>
+        </w:tc>
+        <w:tc>
+          <w:tcPr>
+            <w:tcBorders>
+              <w:bottom w:val="none" w:sz="0" w:space="0" w:color="000000"/>
+              <w:top w:val="none" w:sz="0" w:space="0" w:color="000000"/>
+              <w:left w:val="none" w:sz="0" w:space="0" w:color="000000"/>
+              <w:right w:val="none" w:sz="0" w:space="0" w:color="000000"/>
+            </w:tcBorders>
+            <w:shd w:val="clear" w:color="auto" w:fill="FFFFFF"/>
+            <w:tcMar>
+              <w:top w:w="0" w:type="dxa"/>
+              <w:bottom w:w="0" w:type="dxa"/>
+              <w:left w:w="0" w:type="dxa"/>
+              <w:right w:w="0" w:type="dxa"/>
+            </w:tcMar>
+            <w:vAlign w:val="top"/>
+          </w:tcPr>
+          <w:p>
+            <w:pPr>
+              <w:pStyle w:val="Normal"/>
+              <w:jc w:val="center"/>
+              <w:pBdr>
+                <w:bottom w:val="none" w:sz="0" w:space="0" w:color="000000"/>
+                <w:top w:val="none" w:sz="0" w:space="0" w:color="000000"/>
+                <w:left w:val="none" w:sz="0" w:space="0" w:color="000000"/>
+                <w:right w:val="none" w:sz="0" w:space="0" w:color="000000"/>
+              </w:pBdr>
+              <w:spacing w:after="100" w:before="100" w:line="240"/>
+              <w:ind w:left="100" w:right="100" w:firstLine="0" w:firstLineChars="0"/>
+              <w:rPr>
+                <w:rFonts w:ascii="Helvetica" w:hAnsi="Helvetica" w:eastAsia="Helvetica" w:cs="Helvetica"/>
+                <w:i w:val="false"/>
+                <w:b w:val="false"/>
+                <w:u w:val="none"/>
+                <w:sz w:val="22"/>
+                <w:szCs w:val="22"/>
+                <w:color w:val="000000"/>
+              </w:rPr>
+            </w:pPr>
+            <w:r>
+              <w:rPr>
+                <w:rFonts w:ascii="Helvetica" w:hAnsi="Helvetica" w:eastAsia="Helvetica" w:cs="Helvetica"/>
+                <w:i w:val="false"/>
+                <w:b w:val="false"/>
+                <w:u w:val="none"/>
+                <w:sz w:val="22"/>
+                <w:szCs w:val="22"/>
+                <w:color w:val="000000"/>
+              </w:rPr>
+              <w:t xml:space="preserve">0.053</w:t>
             </w:r>
           </w:p>
         </w:tc>
@@ -10280,7 +10280,7 @@
                 <w:szCs w:val="22"/>
                 <w:color w:val="000000"/>
               </w:rPr>
-              <w:t xml:space="preserve">1.32</w:t>
+              <w:t xml:space="preserve">1.31</w:t>
             </w:r>
           </w:p>
         </w:tc>
@@ -10386,7 +10386,7 @@
                 <w:szCs w:val="22"/>
                 <w:color w:val="000000"/>
               </w:rPr>
-              <w:t xml:space="preserve">0.550</w:t>
+              <w:t xml:space="preserve">0.560</w:t>
             </w:r>
           </w:p>
         </w:tc>
@@ -11517,113 +11517,113 @@
                 <w:szCs w:val="22"/>
                 <w:color w:val="000000"/>
               </w:rPr>
-              <w:t xml:space="preserve">1.92</w:t>
-            </w:r>
-          </w:p>
-        </w:tc>
-        <w:tc>
-          <w:tcPr>
-            <w:tcBorders>
-              <w:bottom w:val="none" w:sz="0" w:space="0" w:color="000000"/>
-              <w:top w:val="none" w:sz="0" w:space="0" w:color="000000"/>
-              <w:left w:val="none" w:sz="0" w:space="0" w:color="000000"/>
-              <w:right w:val="none" w:sz="0" w:space="0" w:color="000000"/>
-            </w:tcBorders>
-            <w:shd w:val="clear" w:color="auto" w:fill="FFFFFF"/>
-            <w:tcMar>
-              <w:top w:w="0" w:type="dxa"/>
-              <w:bottom w:w="0" w:type="dxa"/>
-              <w:left w:w="0" w:type="dxa"/>
-              <w:right w:w="0" w:type="dxa"/>
-            </w:tcMar>
-            <w:vAlign w:val="top"/>
-          </w:tcPr>
-          <w:p>
-            <w:pPr>
-              <w:pStyle w:val="Normal"/>
-              <w:jc w:val="center"/>
-              <w:pBdr>
-                <w:bottom w:val="none" w:sz="0" w:space="0" w:color="000000"/>
-                <w:top w:val="none" w:sz="0" w:space="0" w:color="000000"/>
-                <w:left w:val="none" w:sz="0" w:space="0" w:color="000000"/>
-                <w:right w:val="none" w:sz="0" w:space="0" w:color="000000"/>
-              </w:pBdr>
-              <w:spacing w:after="100" w:before="100" w:line="240"/>
-              <w:ind w:left="100" w:right="100" w:firstLine="0" w:firstLineChars="0"/>
-              <w:rPr>
-                <w:rFonts w:ascii="Helvetica" w:hAnsi="Helvetica" w:eastAsia="Helvetica" w:cs="Helvetica"/>
-                <w:i w:val="false"/>
-                <w:b w:val="false"/>
-                <w:u w:val="none"/>
-                <w:sz w:val="22"/>
-                <w:szCs w:val="22"/>
-                <w:color w:val="000000"/>
-              </w:rPr>
-            </w:pPr>
-            <w:r>
-              <w:rPr>
-                <w:rFonts w:ascii="Helvetica" w:hAnsi="Helvetica" w:eastAsia="Helvetica" w:cs="Helvetica"/>
-                <w:i w:val="false"/>
-                <w:b w:val="false"/>
-                <w:u w:val="none"/>
-                <w:sz w:val="22"/>
-                <w:szCs w:val="22"/>
-                <w:color w:val="000000"/>
-              </w:rPr>
-              <w:t xml:space="preserve">1.06, 3.47</w:t>
-            </w:r>
-          </w:p>
-        </w:tc>
-        <w:tc>
-          <w:tcPr>
-            <w:tcBorders>
-              <w:bottom w:val="none" w:sz="0" w:space="0" w:color="000000"/>
-              <w:top w:val="none" w:sz="0" w:space="0" w:color="000000"/>
-              <w:left w:val="none" w:sz="0" w:space="0" w:color="000000"/>
-              <w:right w:val="none" w:sz="0" w:space="0" w:color="000000"/>
-            </w:tcBorders>
-            <w:shd w:val="clear" w:color="auto" w:fill="FFFFFF"/>
-            <w:tcMar>
-              <w:top w:w="0" w:type="dxa"/>
-              <w:bottom w:w="0" w:type="dxa"/>
-              <w:left w:w="0" w:type="dxa"/>
-              <w:right w:w="0" w:type="dxa"/>
-            </w:tcMar>
-            <w:vAlign w:val="top"/>
-          </w:tcPr>
-          <w:p>
-            <w:pPr>
-              <w:pStyle w:val="Normal"/>
-              <w:jc w:val="center"/>
-              <w:pBdr>
-                <w:bottom w:val="none" w:sz="0" w:space="0" w:color="000000"/>
-                <w:top w:val="none" w:sz="0" w:space="0" w:color="000000"/>
-                <w:left w:val="none" w:sz="0" w:space="0" w:color="000000"/>
-                <w:right w:val="none" w:sz="0" w:space="0" w:color="000000"/>
-              </w:pBdr>
-              <w:spacing w:after="100" w:before="100" w:line="240"/>
-              <w:ind w:left="100" w:right="100" w:firstLine="0" w:firstLineChars="0"/>
-              <w:rPr>
-                <w:rFonts w:ascii="Helvetica" w:hAnsi="Helvetica" w:eastAsia="Helvetica" w:cs="Helvetica"/>
-                <w:i w:val="false"/>
-                <w:b w:val="false"/>
-                <w:u w:val="none"/>
-                <w:sz w:val="22"/>
-                <w:szCs w:val="22"/>
-                <w:color w:val="000000"/>
-              </w:rPr>
-            </w:pPr>
-            <w:r>
-              <w:rPr>
-                <w:rFonts w:ascii="Helvetica" w:hAnsi="Helvetica" w:eastAsia="Helvetica" w:cs="Helvetica"/>
-                <w:i w:val="false"/>
-                <w:b w:val="false"/>
-                <w:u w:val="none"/>
-                <w:sz w:val="22"/>
-                <w:szCs w:val="22"/>
-                <w:color w:val="000000"/>
-              </w:rPr>
-              <w:t xml:space="preserve">0.030</w:t>
+              <w:t xml:space="preserve">1.91</w:t>
+            </w:r>
+          </w:p>
+        </w:tc>
+        <w:tc>
+          <w:tcPr>
+            <w:tcBorders>
+              <w:bottom w:val="none" w:sz="0" w:space="0" w:color="000000"/>
+              <w:top w:val="none" w:sz="0" w:space="0" w:color="000000"/>
+              <w:left w:val="none" w:sz="0" w:space="0" w:color="000000"/>
+              <w:right w:val="none" w:sz="0" w:space="0" w:color="000000"/>
+            </w:tcBorders>
+            <w:shd w:val="clear" w:color="auto" w:fill="FFFFFF"/>
+            <w:tcMar>
+              <w:top w:w="0" w:type="dxa"/>
+              <w:bottom w:w="0" w:type="dxa"/>
+              <w:left w:w="0" w:type="dxa"/>
+              <w:right w:w="0" w:type="dxa"/>
+            </w:tcMar>
+            <w:vAlign w:val="top"/>
+          </w:tcPr>
+          <w:p>
+            <w:pPr>
+              <w:pStyle w:val="Normal"/>
+              <w:jc w:val="center"/>
+              <w:pBdr>
+                <w:bottom w:val="none" w:sz="0" w:space="0" w:color="000000"/>
+                <w:top w:val="none" w:sz="0" w:space="0" w:color="000000"/>
+                <w:left w:val="none" w:sz="0" w:space="0" w:color="000000"/>
+                <w:right w:val="none" w:sz="0" w:space="0" w:color="000000"/>
+              </w:pBdr>
+              <w:spacing w:after="100" w:before="100" w:line="240"/>
+              <w:ind w:left="100" w:right="100" w:firstLine="0" w:firstLineChars="0"/>
+              <w:rPr>
+                <w:rFonts w:ascii="Helvetica" w:hAnsi="Helvetica" w:eastAsia="Helvetica" w:cs="Helvetica"/>
+                <w:i w:val="false"/>
+                <w:b w:val="false"/>
+                <w:u w:val="none"/>
+                <w:sz w:val="22"/>
+                <w:szCs w:val="22"/>
+                <w:color w:val="000000"/>
+              </w:rPr>
+            </w:pPr>
+            <w:r>
+              <w:rPr>
+                <w:rFonts w:ascii="Helvetica" w:hAnsi="Helvetica" w:eastAsia="Helvetica" w:cs="Helvetica"/>
+                <w:i w:val="false"/>
+                <w:b w:val="false"/>
+                <w:u w:val="none"/>
+                <w:sz w:val="22"/>
+                <w:szCs w:val="22"/>
+                <w:color w:val="000000"/>
+              </w:rPr>
+              <w:t xml:space="preserve">1.06, 3.44</w:t>
+            </w:r>
+          </w:p>
+        </w:tc>
+        <w:tc>
+          <w:tcPr>
+            <w:tcBorders>
+              <w:bottom w:val="none" w:sz="0" w:space="0" w:color="000000"/>
+              <w:top w:val="none" w:sz="0" w:space="0" w:color="000000"/>
+              <w:left w:val="none" w:sz="0" w:space="0" w:color="000000"/>
+              <w:right w:val="none" w:sz="0" w:space="0" w:color="000000"/>
+            </w:tcBorders>
+            <w:shd w:val="clear" w:color="auto" w:fill="FFFFFF"/>
+            <w:tcMar>
+              <w:top w:w="0" w:type="dxa"/>
+              <w:bottom w:w="0" w:type="dxa"/>
+              <w:left w:w="0" w:type="dxa"/>
+              <w:right w:w="0" w:type="dxa"/>
+            </w:tcMar>
+            <w:vAlign w:val="top"/>
+          </w:tcPr>
+          <w:p>
+            <w:pPr>
+              <w:pStyle w:val="Normal"/>
+              <w:jc w:val="center"/>
+              <w:pBdr>
+                <w:bottom w:val="none" w:sz="0" w:space="0" w:color="000000"/>
+                <w:top w:val="none" w:sz="0" w:space="0" w:color="000000"/>
+                <w:left w:val="none" w:sz="0" w:space="0" w:color="000000"/>
+                <w:right w:val="none" w:sz="0" w:space="0" w:color="000000"/>
+              </w:pBdr>
+              <w:spacing w:after="100" w:before="100" w:line="240"/>
+              <w:ind w:left="100" w:right="100" w:firstLine="0" w:firstLineChars="0"/>
+              <w:rPr>
+                <w:rFonts w:ascii="Helvetica" w:hAnsi="Helvetica" w:eastAsia="Helvetica" w:cs="Helvetica"/>
+                <w:i w:val="false"/>
+                <w:b w:val="false"/>
+                <w:u w:val="none"/>
+                <w:sz w:val="22"/>
+                <w:szCs w:val="22"/>
+                <w:color w:val="000000"/>
+              </w:rPr>
+            </w:pPr>
+            <w:r>
+              <w:rPr>
+                <w:rFonts w:ascii="Helvetica" w:hAnsi="Helvetica" w:eastAsia="Helvetica" w:cs="Helvetica"/>
+                <w:i w:val="false"/>
+                <w:b w:val="false"/>
+                <w:u w:val="none"/>
+                <w:sz w:val="22"/>
+                <w:szCs w:val="22"/>
+                <w:color w:val="000000"/>
+              </w:rPr>
+              <w:t xml:space="preserve">0.032</w:t>
             </w:r>
           </w:p>
         </w:tc>
@@ -11782,7 +11782,7 @@
                 <w:szCs w:val="22"/>
                 <w:color w:val="000000"/>
               </w:rPr>
-              <w:t xml:space="preserve">0.71, 3.59</w:t>
+              <w:t xml:space="preserve">0.71, 3.62</w:t>
             </w:r>
           </w:p>
         </w:tc>
@@ -12966,113 +12966,113 @@
                 <w:szCs w:val="22"/>
                 <w:color w:val="000000"/>
               </w:rPr>
-              <w:t xml:space="preserve">0.47</w:t>
-            </w:r>
-          </w:p>
-        </w:tc>
-        <w:tc>
-          <w:tcPr>
-            <w:tcBorders>
-              <w:bottom w:val="none" w:sz="0" w:space="0" w:color="000000"/>
-              <w:top w:val="none" w:sz="0" w:space="0" w:color="000000"/>
-              <w:left w:val="none" w:sz="0" w:space="0" w:color="000000"/>
-              <w:right w:val="none" w:sz="0" w:space="0" w:color="000000"/>
-            </w:tcBorders>
-            <w:shd w:val="clear" w:color="auto" w:fill="FFFFFF"/>
-            <w:tcMar>
-              <w:top w:w="0" w:type="dxa"/>
-              <w:bottom w:w="0" w:type="dxa"/>
-              <w:left w:w="0" w:type="dxa"/>
-              <w:right w:w="0" w:type="dxa"/>
-            </w:tcMar>
-            <w:vAlign w:val="top"/>
-          </w:tcPr>
-          <w:p>
-            <w:pPr>
-              <w:pStyle w:val="Normal"/>
-              <w:jc w:val="center"/>
-              <w:pBdr>
-                <w:bottom w:val="none" w:sz="0" w:space="0" w:color="000000"/>
-                <w:top w:val="none" w:sz="0" w:space="0" w:color="000000"/>
-                <w:left w:val="none" w:sz="0" w:space="0" w:color="000000"/>
-                <w:right w:val="none" w:sz="0" w:space="0" w:color="000000"/>
-              </w:pBdr>
-              <w:spacing w:after="100" w:before="100" w:line="240"/>
-              <w:ind w:left="100" w:right="100" w:firstLine="0" w:firstLineChars="0"/>
-              <w:rPr>
-                <w:rFonts w:ascii="Helvetica" w:hAnsi="Helvetica" w:eastAsia="Helvetica" w:cs="Helvetica"/>
-                <w:i w:val="false"/>
-                <w:b w:val="false"/>
-                <w:u w:val="none"/>
-                <w:sz w:val="22"/>
-                <w:szCs w:val="22"/>
-                <w:color w:val="000000"/>
-              </w:rPr>
-            </w:pPr>
-            <w:r>
-              <w:rPr>
-                <w:rFonts w:ascii="Helvetica" w:hAnsi="Helvetica" w:eastAsia="Helvetica" w:cs="Helvetica"/>
-                <w:i w:val="false"/>
-                <w:b w:val="false"/>
-                <w:u w:val="none"/>
-                <w:sz w:val="22"/>
-                <w:szCs w:val="22"/>
-                <w:color w:val="000000"/>
-              </w:rPr>
-              <w:t xml:space="preserve">0.25, 0.89</w:t>
-            </w:r>
-          </w:p>
-        </w:tc>
-        <w:tc>
-          <w:tcPr>
-            <w:tcBorders>
-              <w:bottom w:val="none" w:sz="0" w:space="0" w:color="000000"/>
-              <w:top w:val="none" w:sz="0" w:space="0" w:color="000000"/>
-              <w:left w:val="none" w:sz="0" w:space="0" w:color="000000"/>
-              <w:right w:val="none" w:sz="0" w:space="0" w:color="000000"/>
-            </w:tcBorders>
-            <w:shd w:val="clear" w:color="auto" w:fill="FFFFFF"/>
-            <w:tcMar>
-              <w:top w:w="0" w:type="dxa"/>
-              <w:bottom w:w="0" w:type="dxa"/>
-              <w:left w:w="0" w:type="dxa"/>
-              <w:right w:w="0" w:type="dxa"/>
-            </w:tcMar>
-            <w:vAlign w:val="top"/>
-          </w:tcPr>
-          <w:p>
-            <w:pPr>
-              <w:pStyle w:val="Normal"/>
-              <w:jc w:val="center"/>
-              <w:pBdr>
-                <w:bottom w:val="none" w:sz="0" w:space="0" w:color="000000"/>
-                <w:top w:val="none" w:sz="0" w:space="0" w:color="000000"/>
-                <w:left w:val="none" w:sz="0" w:space="0" w:color="000000"/>
-                <w:right w:val="none" w:sz="0" w:space="0" w:color="000000"/>
-              </w:pBdr>
-              <w:spacing w:after="100" w:before="100" w:line="240"/>
-              <w:ind w:left="100" w:right="100" w:firstLine="0" w:firstLineChars="0"/>
-              <w:rPr>
-                <w:rFonts w:ascii="Helvetica" w:hAnsi="Helvetica" w:eastAsia="Helvetica" w:cs="Helvetica"/>
-                <w:i w:val="false"/>
-                <w:b w:val="false"/>
-                <w:u w:val="none"/>
-                <w:sz w:val="22"/>
-                <w:szCs w:val="22"/>
-                <w:color w:val="000000"/>
-              </w:rPr>
-            </w:pPr>
-            <w:r>
-              <w:rPr>
-                <w:rFonts w:ascii="Helvetica" w:hAnsi="Helvetica" w:eastAsia="Helvetica" w:cs="Helvetica"/>
-                <w:i w:val="false"/>
-                <w:b w:val="false"/>
-                <w:u w:val="none"/>
-                <w:sz w:val="22"/>
-                <w:szCs w:val="22"/>
-                <w:color w:val="000000"/>
-              </w:rPr>
-              <w:t xml:space="preserve">0.021</w:t>
+              <w:t xml:space="preserve">0.48</w:t>
+            </w:r>
+          </w:p>
+        </w:tc>
+        <w:tc>
+          <w:tcPr>
+            <w:tcBorders>
+              <w:bottom w:val="none" w:sz="0" w:space="0" w:color="000000"/>
+              <w:top w:val="none" w:sz="0" w:space="0" w:color="000000"/>
+              <w:left w:val="none" w:sz="0" w:space="0" w:color="000000"/>
+              <w:right w:val="none" w:sz="0" w:space="0" w:color="000000"/>
+            </w:tcBorders>
+            <w:shd w:val="clear" w:color="auto" w:fill="FFFFFF"/>
+            <w:tcMar>
+              <w:top w:w="0" w:type="dxa"/>
+              <w:bottom w:w="0" w:type="dxa"/>
+              <w:left w:w="0" w:type="dxa"/>
+              <w:right w:w="0" w:type="dxa"/>
+            </w:tcMar>
+            <w:vAlign w:val="top"/>
+          </w:tcPr>
+          <w:p>
+            <w:pPr>
+              <w:pStyle w:val="Normal"/>
+              <w:jc w:val="center"/>
+              <w:pBdr>
+                <w:bottom w:val="none" w:sz="0" w:space="0" w:color="000000"/>
+                <w:top w:val="none" w:sz="0" w:space="0" w:color="000000"/>
+                <w:left w:val="none" w:sz="0" w:space="0" w:color="000000"/>
+                <w:right w:val="none" w:sz="0" w:space="0" w:color="000000"/>
+              </w:pBdr>
+              <w:spacing w:after="100" w:before="100" w:line="240"/>
+              <w:ind w:left="100" w:right="100" w:firstLine="0" w:firstLineChars="0"/>
+              <w:rPr>
+                <w:rFonts w:ascii="Helvetica" w:hAnsi="Helvetica" w:eastAsia="Helvetica" w:cs="Helvetica"/>
+                <w:i w:val="false"/>
+                <w:b w:val="false"/>
+                <w:u w:val="none"/>
+                <w:sz w:val="22"/>
+                <w:szCs w:val="22"/>
+                <w:color w:val="000000"/>
+              </w:rPr>
+            </w:pPr>
+            <w:r>
+              <w:rPr>
+                <w:rFonts w:ascii="Helvetica" w:hAnsi="Helvetica" w:eastAsia="Helvetica" w:cs="Helvetica"/>
+                <w:i w:val="false"/>
+                <w:b w:val="false"/>
+                <w:u w:val="none"/>
+                <w:sz w:val="22"/>
+                <w:szCs w:val="22"/>
+                <w:color w:val="000000"/>
+              </w:rPr>
+              <w:t xml:space="preserve">0.25, 0.90</w:t>
+            </w:r>
+          </w:p>
+        </w:tc>
+        <w:tc>
+          <w:tcPr>
+            <w:tcBorders>
+              <w:bottom w:val="none" w:sz="0" w:space="0" w:color="000000"/>
+              <w:top w:val="none" w:sz="0" w:space="0" w:color="000000"/>
+              <w:left w:val="none" w:sz="0" w:space="0" w:color="000000"/>
+              <w:right w:val="none" w:sz="0" w:space="0" w:color="000000"/>
+            </w:tcBorders>
+            <w:shd w:val="clear" w:color="auto" w:fill="FFFFFF"/>
+            <w:tcMar>
+              <w:top w:w="0" w:type="dxa"/>
+              <w:bottom w:w="0" w:type="dxa"/>
+              <w:left w:w="0" w:type="dxa"/>
+              <w:right w:w="0" w:type="dxa"/>
+            </w:tcMar>
+            <w:vAlign w:val="top"/>
+          </w:tcPr>
+          <w:p>
+            <w:pPr>
+              <w:pStyle w:val="Normal"/>
+              <w:jc w:val="center"/>
+              <w:pBdr>
+                <w:bottom w:val="none" w:sz="0" w:space="0" w:color="000000"/>
+                <w:top w:val="none" w:sz="0" w:space="0" w:color="000000"/>
+                <w:left w:val="none" w:sz="0" w:space="0" w:color="000000"/>
+                <w:right w:val="none" w:sz="0" w:space="0" w:color="000000"/>
+              </w:pBdr>
+              <w:spacing w:after="100" w:before="100" w:line="240"/>
+              <w:ind w:left="100" w:right="100" w:firstLine="0" w:firstLineChars="0"/>
+              <w:rPr>
+                <w:rFonts w:ascii="Helvetica" w:hAnsi="Helvetica" w:eastAsia="Helvetica" w:cs="Helvetica"/>
+                <w:i w:val="false"/>
+                <w:b w:val="false"/>
+                <w:u w:val="none"/>
+                <w:sz w:val="22"/>
+                <w:szCs w:val="22"/>
+                <w:color w:val="000000"/>
+              </w:rPr>
+            </w:pPr>
+            <w:r>
+              <w:rPr>
+                <w:rFonts w:ascii="Helvetica" w:hAnsi="Helvetica" w:eastAsia="Helvetica" w:cs="Helvetica"/>
+                <w:i w:val="false"/>
+                <w:b w:val="false"/>
+                <w:u w:val="none"/>
+                <w:sz w:val="22"/>
+                <w:szCs w:val="22"/>
+                <w:color w:val="000000"/>
+              </w:rPr>
+              <w:t xml:space="preserve">0.022</w:t>
             </w:r>
           </w:p>
         </w:tc>
@@ -13231,60 +13231,60 @@
                 <w:szCs w:val="22"/>
                 <w:color w:val="000000"/>
               </w:rPr>
-              <w:t xml:space="preserve">0.33, 2.49</w:t>
-            </w:r>
-          </w:p>
-        </w:tc>
-        <w:tc>
-          <w:tcPr>
-            <w:tcBorders>
-              <w:bottom w:val="none" w:sz="0" w:space="0" w:color="000000"/>
-              <w:top w:val="none" w:sz="0" w:space="0" w:color="000000"/>
-              <w:left w:val="none" w:sz="0" w:space="0" w:color="000000"/>
-              <w:right w:val="none" w:sz="0" w:space="0" w:color="000000"/>
-            </w:tcBorders>
-            <w:shd w:val="clear" w:color="auto" w:fill="FFFFFF"/>
-            <w:tcMar>
-              <w:top w:w="0" w:type="dxa"/>
-              <w:bottom w:w="0" w:type="dxa"/>
-              <w:left w:w="0" w:type="dxa"/>
-              <w:right w:w="0" w:type="dxa"/>
-            </w:tcMar>
-            <w:vAlign w:val="top"/>
-          </w:tcPr>
-          <w:p>
-            <w:pPr>
-              <w:pStyle w:val="Normal"/>
-              <w:jc w:val="center"/>
-              <w:pBdr>
-                <w:bottom w:val="none" w:sz="0" w:space="0" w:color="000000"/>
-                <w:top w:val="none" w:sz="0" w:space="0" w:color="000000"/>
-                <w:left w:val="none" w:sz="0" w:space="0" w:color="000000"/>
-                <w:right w:val="none" w:sz="0" w:space="0" w:color="000000"/>
-              </w:pBdr>
-              <w:spacing w:after="100" w:before="100" w:line="240"/>
-              <w:ind w:left="100" w:right="100" w:firstLine="0" w:firstLineChars="0"/>
-              <w:rPr>
-                <w:rFonts w:ascii="Helvetica" w:hAnsi="Helvetica" w:eastAsia="Helvetica" w:cs="Helvetica"/>
-                <w:i w:val="false"/>
-                <w:b w:val="false"/>
-                <w:u w:val="none"/>
-                <w:sz w:val="22"/>
-                <w:szCs w:val="22"/>
-                <w:color w:val="000000"/>
-              </w:rPr>
-            </w:pPr>
-            <w:r>
-              <w:rPr>
-                <w:rFonts w:ascii="Helvetica" w:hAnsi="Helvetica" w:eastAsia="Helvetica" w:cs="Helvetica"/>
-                <w:i w:val="false"/>
-                <w:b w:val="false"/>
-                <w:u w:val="none"/>
-                <w:sz w:val="22"/>
-                <w:szCs w:val="22"/>
-                <w:color w:val="000000"/>
-              </w:rPr>
-              <w:t xml:space="preserve">0.850</w:t>
+              <w:t xml:space="preserve">0.33, 2.50</w:t>
+            </w:r>
+          </w:p>
+        </w:tc>
+        <w:tc>
+          <w:tcPr>
+            <w:tcBorders>
+              <w:bottom w:val="none" w:sz="0" w:space="0" w:color="000000"/>
+              <w:top w:val="none" w:sz="0" w:space="0" w:color="000000"/>
+              <w:left w:val="none" w:sz="0" w:space="0" w:color="000000"/>
+              <w:right w:val="none" w:sz="0" w:space="0" w:color="000000"/>
+            </w:tcBorders>
+            <w:shd w:val="clear" w:color="auto" w:fill="FFFFFF"/>
+            <w:tcMar>
+              <w:top w:w="0" w:type="dxa"/>
+              <w:bottom w:w="0" w:type="dxa"/>
+              <w:left w:w="0" w:type="dxa"/>
+              <w:right w:w="0" w:type="dxa"/>
+            </w:tcMar>
+            <w:vAlign w:val="top"/>
+          </w:tcPr>
+          <w:p>
+            <w:pPr>
+              <w:pStyle w:val="Normal"/>
+              <w:jc w:val="center"/>
+              <w:pBdr>
+                <w:bottom w:val="none" w:sz="0" w:space="0" w:color="000000"/>
+                <w:top w:val="none" w:sz="0" w:space="0" w:color="000000"/>
+                <w:left w:val="none" w:sz="0" w:space="0" w:color="000000"/>
+                <w:right w:val="none" w:sz="0" w:space="0" w:color="000000"/>
+              </w:pBdr>
+              <w:spacing w:after="100" w:before="100" w:line="240"/>
+              <w:ind w:left="100" w:right="100" w:firstLine="0" w:firstLineChars="0"/>
+              <w:rPr>
+                <w:rFonts w:ascii="Helvetica" w:hAnsi="Helvetica" w:eastAsia="Helvetica" w:cs="Helvetica"/>
+                <w:i w:val="false"/>
+                <w:b w:val="false"/>
+                <w:u w:val="none"/>
+                <w:sz w:val="22"/>
+                <w:szCs w:val="22"/>
+                <w:color w:val="000000"/>
+              </w:rPr>
+            </w:pPr>
+            <w:r>
+              <w:rPr>
+                <w:rFonts w:ascii="Helvetica" w:hAnsi="Helvetica" w:eastAsia="Helvetica" w:cs="Helvetica"/>
+                <w:i w:val="false"/>
+                <w:b w:val="false"/>
+                <w:u w:val="none"/>
+                <w:sz w:val="22"/>
+                <w:szCs w:val="22"/>
+                <w:color w:val="000000"/>
+              </w:rPr>
+              <w:t xml:space="preserve">0.860</w:t>
             </w:r>
           </w:p>
         </w:tc>
@@ -13502,60 +13502,60 @@
                 <w:szCs w:val="22"/>
                 <w:color w:val="000000"/>
               </w:rPr>
-              <w:t xml:space="preserve">0.26, 1.07</w:t>
-            </w:r>
-          </w:p>
-        </w:tc>
-        <w:tc>
-          <w:tcPr>
-            <w:tcBorders>
-              <w:bottom w:val="none" w:sz="0" w:space="0" w:color="000000"/>
-              <w:top w:val="none" w:sz="0" w:space="0" w:color="000000"/>
-              <w:left w:val="none" w:sz="0" w:space="0" w:color="000000"/>
-              <w:right w:val="none" w:sz="0" w:space="0" w:color="000000"/>
-            </w:tcBorders>
-            <w:shd w:val="clear" w:color="auto" w:fill="FFFFFF"/>
-            <w:tcMar>
-              <w:top w:w="0" w:type="dxa"/>
-              <w:bottom w:w="0" w:type="dxa"/>
-              <w:left w:w="0" w:type="dxa"/>
-              <w:right w:w="0" w:type="dxa"/>
-            </w:tcMar>
-            <w:vAlign w:val="top"/>
-          </w:tcPr>
-          <w:p>
-            <w:pPr>
-              <w:pStyle w:val="Normal"/>
-              <w:jc w:val="center"/>
-              <w:pBdr>
-                <w:bottom w:val="none" w:sz="0" w:space="0" w:color="000000"/>
-                <w:top w:val="none" w:sz="0" w:space="0" w:color="000000"/>
-                <w:left w:val="none" w:sz="0" w:space="0" w:color="000000"/>
-                <w:right w:val="none" w:sz="0" w:space="0" w:color="000000"/>
-              </w:pBdr>
-              <w:spacing w:after="100" w:before="100" w:line="240"/>
-              <w:ind w:left="100" w:right="100" w:firstLine="0" w:firstLineChars="0"/>
-              <w:rPr>
-                <w:rFonts w:ascii="Helvetica" w:hAnsi="Helvetica" w:eastAsia="Helvetica" w:cs="Helvetica"/>
-                <w:i w:val="false"/>
-                <w:b w:val="false"/>
-                <w:u w:val="none"/>
-                <w:sz w:val="22"/>
-                <w:szCs w:val="22"/>
-                <w:color w:val="000000"/>
-              </w:rPr>
-            </w:pPr>
-            <w:r>
-              <w:rPr>
-                <w:rFonts w:ascii="Helvetica" w:hAnsi="Helvetica" w:eastAsia="Helvetica" w:cs="Helvetica"/>
-                <w:i w:val="false"/>
-                <w:b w:val="false"/>
-                <w:u w:val="none"/>
-                <w:sz w:val="22"/>
-                <w:szCs w:val="22"/>
-                <w:color w:val="000000"/>
-              </w:rPr>
-              <w:t xml:space="preserve">0.077</w:t>
+              <w:t xml:space="preserve">0.26, 1.08</w:t>
+            </w:r>
+          </w:p>
+        </w:tc>
+        <w:tc>
+          <w:tcPr>
+            <w:tcBorders>
+              <w:bottom w:val="none" w:sz="0" w:space="0" w:color="000000"/>
+              <w:top w:val="none" w:sz="0" w:space="0" w:color="000000"/>
+              <w:left w:val="none" w:sz="0" w:space="0" w:color="000000"/>
+              <w:right w:val="none" w:sz="0" w:space="0" w:color="000000"/>
+            </w:tcBorders>
+            <w:shd w:val="clear" w:color="auto" w:fill="FFFFFF"/>
+            <w:tcMar>
+              <w:top w:w="0" w:type="dxa"/>
+              <w:bottom w:w="0" w:type="dxa"/>
+              <w:left w:w="0" w:type="dxa"/>
+              <w:right w:w="0" w:type="dxa"/>
+            </w:tcMar>
+            <w:vAlign w:val="top"/>
+          </w:tcPr>
+          <w:p>
+            <w:pPr>
+              <w:pStyle w:val="Normal"/>
+              <w:jc w:val="center"/>
+              <w:pBdr>
+                <w:bottom w:val="none" w:sz="0" w:space="0" w:color="000000"/>
+                <w:top w:val="none" w:sz="0" w:space="0" w:color="000000"/>
+                <w:left w:val="none" w:sz="0" w:space="0" w:color="000000"/>
+                <w:right w:val="none" w:sz="0" w:space="0" w:color="000000"/>
+              </w:pBdr>
+              <w:spacing w:after="100" w:before="100" w:line="240"/>
+              <w:ind w:left="100" w:right="100" w:firstLine="0" w:firstLineChars="0"/>
+              <w:rPr>
+                <w:rFonts w:ascii="Helvetica" w:hAnsi="Helvetica" w:eastAsia="Helvetica" w:cs="Helvetica"/>
+                <w:i w:val="false"/>
+                <w:b w:val="false"/>
+                <w:u w:val="none"/>
+                <w:sz w:val="22"/>
+                <w:szCs w:val="22"/>
+                <w:color w:val="000000"/>
+              </w:rPr>
+            </w:pPr>
+            <w:r>
+              <w:rPr>
+                <w:rFonts w:ascii="Helvetica" w:hAnsi="Helvetica" w:eastAsia="Helvetica" w:cs="Helvetica"/>
+                <w:i w:val="false"/>
+                <w:b w:val="false"/>
+                <w:u w:val="none"/>
+                <w:sz w:val="22"/>
+                <w:szCs w:val="22"/>
+                <w:color w:val="000000"/>
+              </w:rPr>
+              <w:t xml:space="preserve">0.081</w:t>
             </w:r>
           </w:p>
         </w:tc>
@@ -13714,60 +13714,60 @@
                 <w:szCs w:val="22"/>
                 <w:color w:val="000000"/>
               </w:rPr>
-              <w:t xml:space="preserve">0.27, 2.28</w:t>
-            </w:r>
-          </w:p>
-        </w:tc>
-        <w:tc>
-          <w:tcPr>
-            <w:tcBorders>
-              <w:bottom w:val="none" w:sz="0" w:space="0" w:color="000000"/>
-              <w:top w:val="none" w:sz="0" w:space="0" w:color="000000"/>
-              <w:left w:val="none" w:sz="0" w:space="0" w:color="000000"/>
-              <w:right w:val="none" w:sz="0" w:space="0" w:color="000000"/>
-            </w:tcBorders>
-            <w:shd w:val="clear" w:color="auto" w:fill="FFFFFF"/>
-            <w:tcMar>
-              <w:top w:w="0" w:type="dxa"/>
-              <w:bottom w:w="0" w:type="dxa"/>
-              <w:left w:w="0" w:type="dxa"/>
-              <w:right w:w="0" w:type="dxa"/>
-            </w:tcMar>
-            <w:vAlign w:val="top"/>
-          </w:tcPr>
-          <w:p>
-            <w:pPr>
-              <w:pStyle w:val="Normal"/>
-              <w:jc w:val="center"/>
-              <w:pBdr>
-                <w:bottom w:val="none" w:sz="0" w:space="0" w:color="000000"/>
-                <w:top w:val="none" w:sz="0" w:space="0" w:color="000000"/>
-                <w:left w:val="none" w:sz="0" w:space="0" w:color="000000"/>
-                <w:right w:val="none" w:sz="0" w:space="0" w:color="000000"/>
-              </w:pBdr>
-              <w:spacing w:after="100" w:before="100" w:line="240"/>
-              <w:ind w:left="100" w:right="100" w:firstLine="0" w:firstLineChars="0"/>
-              <w:rPr>
-                <w:rFonts w:ascii="Helvetica" w:hAnsi="Helvetica" w:eastAsia="Helvetica" w:cs="Helvetica"/>
-                <w:i w:val="false"/>
-                <w:b w:val="false"/>
-                <w:u w:val="none"/>
-                <w:sz w:val="22"/>
-                <w:szCs w:val="22"/>
-                <w:color w:val="000000"/>
-              </w:rPr>
-            </w:pPr>
-            <w:r>
-              <w:rPr>
-                <w:rFonts w:ascii="Helvetica" w:hAnsi="Helvetica" w:eastAsia="Helvetica" w:cs="Helvetica"/>
-                <w:i w:val="false"/>
-                <w:b w:val="false"/>
-                <w:u w:val="none"/>
-                <w:sz w:val="22"/>
-                <w:szCs w:val="22"/>
-                <w:color w:val="000000"/>
-              </w:rPr>
-              <w:t xml:space="preserve">0.660</w:t>
+              <w:t xml:space="preserve">0.27, 2.29</w:t>
+            </w:r>
+          </w:p>
+        </w:tc>
+        <w:tc>
+          <w:tcPr>
+            <w:tcBorders>
+              <w:bottom w:val="none" w:sz="0" w:space="0" w:color="000000"/>
+              <w:top w:val="none" w:sz="0" w:space="0" w:color="000000"/>
+              <w:left w:val="none" w:sz="0" w:space="0" w:color="000000"/>
+              <w:right w:val="none" w:sz="0" w:space="0" w:color="000000"/>
+            </w:tcBorders>
+            <w:shd w:val="clear" w:color="auto" w:fill="FFFFFF"/>
+            <w:tcMar>
+              <w:top w:w="0" w:type="dxa"/>
+              <w:bottom w:w="0" w:type="dxa"/>
+              <w:left w:w="0" w:type="dxa"/>
+              <w:right w:w="0" w:type="dxa"/>
+            </w:tcMar>
+            <w:vAlign w:val="top"/>
+          </w:tcPr>
+          <w:p>
+            <w:pPr>
+              <w:pStyle w:val="Normal"/>
+              <w:jc w:val="center"/>
+              <w:pBdr>
+                <w:bottom w:val="none" w:sz="0" w:space="0" w:color="000000"/>
+                <w:top w:val="none" w:sz="0" w:space="0" w:color="000000"/>
+                <w:left w:val="none" w:sz="0" w:space="0" w:color="000000"/>
+                <w:right w:val="none" w:sz="0" w:space="0" w:color="000000"/>
+              </w:pBdr>
+              <w:spacing w:after="100" w:before="100" w:line="240"/>
+              <w:ind w:left="100" w:right="100" w:firstLine="0" w:firstLineChars="0"/>
+              <w:rPr>
+                <w:rFonts w:ascii="Helvetica" w:hAnsi="Helvetica" w:eastAsia="Helvetica" w:cs="Helvetica"/>
+                <w:i w:val="false"/>
+                <w:b w:val="false"/>
+                <w:u w:val="none"/>
+                <w:sz w:val="22"/>
+                <w:szCs w:val="22"/>
+                <w:color w:val="000000"/>
+              </w:rPr>
+            </w:pPr>
+            <w:r>
+              <w:rPr>
+                <w:rFonts w:ascii="Helvetica" w:hAnsi="Helvetica" w:eastAsia="Helvetica" w:cs="Helvetica"/>
+                <w:i w:val="false"/>
+                <w:b w:val="false"/>
+                <w:u w:val="none"/>
+                <w:sz w:val="22"/>
+                <w:szCs w:val="22"/>
+                <w:color w:val="000000"/>
+              </w:rPr>
+              <w:t xml:space="preserve">0.670</w:t>
             </w:r>
           </w:p>
         </w:tc>
@@ -13932,60 +13932,60 @@
                 <w:szCs w:val="22"/>
                 <w:color w:val="000000"/>
               </w:rPr>
-              <w:t xml:space="preserve">1.42</w:t>
-            </w:r>
-          </w:p>
-        </w:tc>
-        <w:tc>
-          <w:tcPr>
-            <w:tcBorders>
-              <w:bottom w:val="none" w:sz="0" w:space="0" w:color="000000"/>
-              <w:top w:val="none" w:sz="0" w:space="0" w:color="000000"/>
-              <w:left w:val="none" w:sz="0" w:space="0" w:color="000000"/>
-              <w:right w:val="none" w:sz="0" w:space="0" w:color="000000"/>
-            </w:tcBorders>
-            <w:shd w:val="clear" w:color="auto" w:fill="FFFFFF"/>
-            <w:tcMar>
-              <w:top w:w="0" w:type="dxa"/>
-              <w:bottom w:w="0" w:type="dxa"/>
-              <w:left w:w="0" w:type="dxa"/>
-              <w:right w:w="0" w:type="dxa"/>
-            </w:tcMar>
-            <w:vAlign w:val="top"/>
-          </w:tcPr>
-          <w:p>
-            <w:pPr>
-              <w:pStyle w:val="Normal"/>
-              <w:jc w:val="center"/>
-              <w:pBdr>
-                <w:bottom w:val="none" w:sz="0" w:space="0" w:color="000000"/>
-                <w:top w:val="none" w:sz="0" w:space="0" w:color="000000"/>
-                <w:left w:val="none" w:sz="0" w:space="0" w:color="000000"/>
-                <w:right w:val="none" w:sz="0" w:space="0" w:color="000000"/>
-              </w:pBdr>
-              <w:spacing w:after="100" w:before="100" w:line="240"/>
-              <w:ind w:left="100" w:right="100" w:firstLine="0" w:firstLineChars="0"/>
-              <w:rPr>
-                <w:rFonts w:ascii="Helvetica" w:hAnsi="Helvetica" w:eastAsia="Helvetica" w:cs="Helvetica"/>
-                <w:i w:val="false"/>
-                <w:b w:val="false"/>
-                <w:u w:val="none"/>
-                <w:sz w:val="22"/>
-                <w:szCs w:val="22"/>
-                <w:color w:val="000000"/>
-              </w:rPr>
-            </w:pPr>
-            <w:r>
-              <w:rPr>
-                <w:rFonts w:ascii="Helvetica" w:hAnsi="Helvetica" w:eastAsia="Helvetica" w:cs="Helvetica"/>
-                <w:i w:val="false"/>
-                <w:b w:val="false"/>
-                <w:u w:val="none"/>
-                <w:sz w:val="22"/>
-                <w:szCs w:val="22"/>
-                <w:color w:val="000000"/>
-              </w:rPr>
-              <w:t xml:space="preserve">0.72, 2.80</w:t>
+              <w:t xml:space="preserve">1.41</w:t>
+            </w:r>
+          </w:p>
+        </w:tc>
+        <w:tc>
+          <w:tcPr>
+            <w:tcBorders>
+              <w:bottom w:val="none" w:sz="0" w:space="0" w:color="000000"/>
+              <w:top w:val="none" w:sz="0" w:space="0" w:color="000000"/>
+              <w:left w:val="none" w:sz="0" w:space="0" w:color="000000"/>
+              <w:right w:val="none" w:sz="0" w:space="0" w:color="000000"/>
+            </w:tcBorders>
+            <w:shd w:val="clear" w:color="auto" w:fill="FFFFFF"/>
+            <w:tcMar>
+              <w:top w:w="0" w:type="dxa"/>
+              <w:bottom w:w="0" w:type="dxa"/>
+              <w:left w:w="0" w:type="dxa"/>
+              <w:right w:w="0" w:type="dxa"/>
+            </w:tcMar>
+            <w:vAlign w:val="top"/>
+          </w:tcPr>
+          <w:p>
+            <w:pPr>
+              <w:pStyle w:val="Normal"/>
+              <w:jc w:val="center"/>
+              <w:pBdr>
+                <w:bottom w:val="none" w:sz="0" w:space="0" w:color="000000"/>
+                <w:top w:val="none" w:sz="0" w:space="0" w:color="000000"/>
+                <w:left w:val="none" w:sz="0" w:space="0" w:color="000000"/>
+                <w:right w:val="none" w:sz="0" w:space="0" w:color="000000"/>
+              </w:pBdr>
+              <w:spacing w:after="100" w:before="100" w:line="240"/>
+              <w:ind w:left="100" w:right="100" w:firstLine="0" w:firstLineChars="0"/>
+              <w:rPr>
+                <w:rFonts w:ascii="Helvetica" w:hAnsi="Helvetica" w:eastAsia="Helvetica" w:cs="Helvetica"/>
+                <w:i w:val="false"/>
+                <w:b w:val="false"/>
+                <w:u w:val="none"/>
+                <w:sz w:val="22"/>
+                <w:szCs w:val="22"/>
+                <w:color w:val="000000"/>
+              </w:rPr>
+            </w:pPr>
+            <w:r>
+              <w:rPr>
+                <w:rFonts w:ascii="Helvetica" w:hAnsi="Helvetica" w:eastAsia="Helvetica" w:cs="Helvetica"/>
+                <w:i w:val="false"/>
+                <w:b w:val="false"/>
+                <w:u w:val="none"/>
+                <w:sz w:val="22"/>
+                <w:szCs w:val="22"/>
+                <w:color w:val="000000"/>
+              </w:rPr>
+              <w:t xml:space="preserve">0.71, 2.80</w:t>
             </w:r>
           </w:p>
         </w:tc>
@@ -14144,60 +14144,60 @@
                 <w:szCs w:val="22"/>
                 <w:color w:val="000000"/>
               </w:rPr>
-              <w:t xml:space="preserve">1.03</w:t>
-            </w:r>
-          </w:p>
-        </w:tc>
-        <w:tc>
-          <w:tcPr>
-            <w:tcBorders>
-              <w:bottom w:val="none" w:sz="0" w:space="0" w:color="000000"/>
-              <w:top w:val="none" w:sz="0" w:space="0" w:color="000000"/>
-              <w:left w:val="none" w:sz="0" w:space="0" w:color="000000"/>
-              <w:right w:val="none" w:sz="0" w:space="0" w:color="000000"/>
-            </w:tcBorders>
-            <w:shd w:val="clear" w:color="auto" w:fill="FFFFFF"/>
-            <w:tcMar>
-              <w:top w:w="0" w:type="dxa"/>
-              <w:bottom w:w="0" w:type="dxa"/>
-              <w:left w:w="0" w:type="dxa"/>
-              <w:right w:w="0" w:type="dxa"/>
-            </w:tcMar>
-            <w:vAlign w:val="top"/>
-          </w:tcPr>
-          <w:p>
-            <w:pPr>
-              <w:pStyle w:val="Normal"/>
-              <w:jc w:val="center"/>
-              <w:pBdr>
-                <w:bottom w:val="none" w:sz="0" w:space="0" w:color="000000"/>
-                <w:top w:val="none" w:sz="0" w:space="0" w:color="000000"/>
-                <w:left w:val="none" w:sz="0" w:space="0" w:color="000000"/>
-                <w:right w:val="none" w:sz="0" w:space="0" w:color="000000"/>
-              </w:pBdr>
-              <w:spacing w:after="100" w:before="100" w:line="240"/>
-              <w:ind w:left="100" w:right="100" w:firstLine="0" w:firstLineChars="0"/>
-              <w:rPr>
-                <w:rFonts w:ascii="Helvetica" w:hAnsi="Helvetica" w:eastAsia="Helvetica" w:cs="Helvetica"/>
-                <w:i w:val="false"/>
-                <w:b w:val="false"/>
-                <w:u w:val="none"/>
-                <w:sz w:val="22"/>
-                <w:szCs w:val="22"/>
-                <w:color w:val="000000"/>
-              </w:rPr>
-            </w:pPr>
-            <w:r>
-              <w:rPr>
-                <w:rFonts w:ascii="Helvetica" w:hAnsi="Helvetica" w:eastAsia="Helvetica" w:cs="Helvetica"/>
-                <w:i w:val="false"/>
-                <w:b w:val="false"/>
-                <w:u w:val="none"/>
-                <w:sz w:val="22"/>
-                <w:szCs w:val="22"/>
-                <w:color w:val="000000"/>
-              </w:rPr>
-              <w:t xml:space="preserve">0.30, 3.48</w:t>
+              <w:t xml:space="preserve">1.02</w:t>
+            </w:r>
+          </w:p>
+        </w:tc>
+        <w:tc>
+          <w:tcPr>
+            <w:tcBorders>
+              <w:bottom w:val="none" w:sz="0" w:space="0" w:color="000000"/>
+              <w:top w:val="none" w:sz="0" w:space="0" w:color="000000"/>
+              <w:left w:val="none" w:sz="0" w:space="0" w:color="000000"/>
+              <w:right w:val="none" w:sz="0" w:space="0" w:color="000000"/>
+            </w:tcBorders>
+            <w:shd w:val="clear" w:color="auto" w:fill="FFFFFF"/>
+            <w:tcMar>
+              <w:top w:w="0" w:type="dxa"/>
+              <w:bottom w:w="0" w:type="dxa"/>
+              <w:left w:w="0" w:type="dxa"/>
+              <w:right w:w="0" w:type="dxa"/>
+            </w:tcMar>
+            <w:vAlign w:val="top"/>
+          </w:tcPr>
+          <w:p>
+            <w:pPr>
+              <w:pStyle w:val="Normal"/>
+              <w:jc w:val="center"/>
+              <w:pBdr>
+                <w:bottom w:val="none" w:sz="0" w:space="0" w:color="000000"/>
+                <w:top w:val="none" w:sz="0" w:space="0" w:color="000000"/>
+                <w:left w:val="none" w:sz="0" w:space="0" w:color="000000"/>
+                <w:right w:val="none" w:sz="0" w:space="0" w:color="000000"/>
+              </w:pBdr>
+              <w:spacing w:after="100" w:before="100" w:line="240"/>
+              <w:ind w:left="100" w:right="100" w:firstLine="0" w:firstLineChars="0"/>
+              <w:rPr>
+                <w:rFonts w:ascii="Helvetica" w:hAnsi="Helvetica" w:eastAsia="Helvetica" w:cs="Helvetica"/>
+                <w:i w:val="false"/>
+                <w:b w:val="false"/>
+                <w:u w:val="none"/>
+                <w:sz w:val="22"/>
+                <w:szCs w:val="22"/>
+                <w:color w:val="000000"/>
+              </w:rPr>
+            </w:pPr>
+            <w:r>
+              <w:rPr>
+                <w:rFonts w:ascii="Helvetica" w:hAnsi="Helvetica" w:eastAsia="Helvetica" w:cs="Helvetica"/>
+                <w:i w:val="false"/>
+                <w:b w:val="false"/>
+                <w:u w:val="none"/>
+                <w:sz w:val="22"/>
+                <w:szCs w:val="22"/>
+                <w:color w:val="000000"/>
+              </w:rPr>
+              <w:t xml:space="preserve">0.30, 3.46</w:t>
             </w:r>
           </w:p>
         </w:tc>
@@ -14415,60 +14415,60 @@
                 <w:szCs w:val="22"/>
                 <w:color w:val="000000"/>
               </w:rPr>
-              <w:t xml:space="preserve">2.59</w:t>
-            </w:r>
-          </w:p>
-        </w:tc>
-        <w:tc>
-          <w:tcPr>
-            <w:tcBorders>
-              <w:bottom w:val="none" w:sz="0" w:space="0" w:color="000000"/>
-              <w:top w:val="none" w:sz="0" w:space="0" w:color="000000"/>
-              <w:left w:val="none" w:sz="0" w:space="0" w:color="000000"/>
-              <w:right w:val="none" w:sz="0" w:space="0" w:color="000000"/>
-            </w:tcBorders>
-            <w:shd w:val="clear" w:color="auto" w:fill="FFFFFF"/>
-            <w:tcMar>
-              <w:top w:w="0" w:type="dxa"/>
-              <w:bottom w:w="0" w:type="dxa"/>
-              <w:left w:w="0" w:type="dxa"/>
-              <w:right w:w="0" w:type="dxa"/>
-            </w:tcMar>
-            <w:vAlign w:val="top"/>
-          </w:tcPr>
-          <w:p>
-            <w:pPr>
-              <w:pStyle w:val="Normal"/>
-              <w:jc w:val="center"/>
-              <w:pBdr>
-                <w:bottom w:val="none" w:sz="0" w:space="0" w:color="000000"/>
-                <w:top w:val="none" w:sz="0" w:space="0" w:color="000000"/>
-                <w:left w:val="none" w:sz="0" w:space="0" w:color="000000"/>
-                <w:right w:val="none" w:sz="0" w:space="0" w:color="000000"/>
-              </w:pBdr>
-              <w:spacing w:after="100" w:before="100" w:line="240"/>
-              <w:ind w:left="100" w:right="100" w:firstLine="0" w:firstLineChars="0"/>
-              <w:rPr>
-                <w:rFonts w:ascii="Helvetica" w:hAnsi="Helvetica" w:eastAsia="Helvetica" w:cs="Helvetica"/>
-                <w:i w:val="false"/>
-                <w:b w:val="false"/>
-                <w:u w:val="none"/>
-                <w:sz w:val="22"/>
-                <w:szCs w:val="22"/>
-                <w:color w:val="000000"/>
-              </w:rPr>
-            </w:pPr>
-            <w:r>
-              <w:rPr>
-                <w:rFonts w:ascii="Helvetica" w:hAnsi="Helvetica" w:eastAsia="Helvetica" w:cs="Helvetica"/>
-                <w:i w:val="false"/>
-                <w:b w:val="false"/>
-                <w:u w:val="none"/>
-                <w:sz w:val="22"/>
-                <w:szCs w:val="22"/>
-                <w:color w:val="000000"/>
-              </w:rPr>
-              <w:t xml:space="preserve">1.34, 5.02</w:t>
+              <w:t xml:space="preserve">2.60</w:t>
+            </w:r>
+          </w:p>
+        </w:tc>
+        <w:tc>
+          <w:tcPr>
+            <w:tcBorders>
+              <w:bottom w:val="none" w:sz="0" w:space="0" w:color="000000"/>
+              <w:top w:val="none" w:sz="0" w:space="0" w:color="000000"/>
+              <w:left w:val="none" w:sz="0" w:space="0" w:color="000000"/>
+              <w:right w:val="none" w:sz="0" w:space="0" w:color="000000"/>
+            </w:tcBorders>
+            <w:shd w:val="clear" w:color="auto" w:fill="FFFFFF"/>
+            <w:tcMar>
+              <w:top w:w="0" w:type="dxa"/>
+              <w:bottom w:w="0" w:type="dxa"/>
+              <w:left w:w="0" w:type="dxa"/>
+              <w:right w:w="0" w:type="dxa"/>
+            </w:tcMar>
+            <w:vAlign w:val="top"/>
+          </w:tcPr>
+          <w:p>
+            <w:pPr>
+              <w:pStyle w:val="Normal"/>
+              <w:jc w:val="center"/>
+              <w:pBdr>
+                <w:bottom w:val="none" w:sz="0" w:space="0" w:color="000000"/>
+                <w:top w:val="none" w:sz="0" w:space="0" w:color="000000"/>
+                <w:left w:val="none" w:sz="0" w:space="0" w:color="000000"/>
+                <w:right w:val="none" w:sz="0" w:space="0" w:color="000000"/>
+              </w:pBdr>
+              <w:spacing w:after="100" w:before="100" w:line="240"/>
+              <w:ind w:left="100" w:right="100" w:firstLine="0" w:firstLineChars="0"/>
+              <w:rPr>
+                <w:rFonts w:ascii="Helvetica" w:hAnsi="Helvetica" w:eastAsia="Helvetica" w:cs="Helvetica"/>
+                <w:i w:val="false"/>
+                <w:b w:val="false"/>
+                <w:u w:val="none"/>
+                <w:sz w:val="22"/>
+                <w:szCs w:val="22"/>
+                <w:color w:val="000000"/>
+              </w:rPr>
+            </w:pPr>
+            <w:r>
+              <w:rPr>
+                <w:rFonts w:ascii="Helvetica" w:hAnsi="Helvetica" w:eastAsia="Helvetica" w:cs="Helvetica"/>
+                <w:i w:val="false"/>
+                <w:b w:val="false"/>
+                <w:u w:val="none"/>
+                <w:sz w:val="22"/>
+                <w:szCs w:val="22"/>
+                <w:color w:val="000000"/>
+              </w:rPr>
+              <w:t xml:space="preserve">1.34, 5.05</w:t>
             </w:r>
           </w:p>
         </w:tc>
@@ -14680,60 +14680,60 @@
                 <w:szCs w:val="22"/>
                 <w:color w:val="000000"/>
               </w:rPr>
-              <w:t xml:space="preserve">0.21, 3.05</w:t>
-            </w:r>
-          </w:p>
-        </w:tc>
-        <w:tc>
-          <w:tcPr>
-            <w:tcBorders>
-              <w:bottom w:val="none" w:sz="0" w:space="0" w:color="000000"/>
-              <w:top w:val="none" w:sz="0" w:space="0" w:color="000000"/>
-              <w:left w:val="none" w:sz="0" w:space="0" w:color="000000"/>
-              <w:right w:val="none" w:sz="0" w:space="0" w:color="000000"/>
-            </w:tcBorders>
-            <w:shd w:val="clear" w:color="auto" w:fill="FFFFFF"/>
-            <w:tcMar>
-              <w:top w:w="0" w:type="dxa"/>
-              <w:bottom w:w="0" w:type="dxa"/>
-              <w:left w:w="0" w:type="dxa"/>
-              <w:right w:w="0" w:type="dxa"/>
-            </w:tcMar>
-            <w:vAlign w:val="top"/>
-          </w:tcPr>
-          <w:p>
-            <w:pPr>
-              <w:pStyle w:val="Normal"/>
-              <w:jc w:val="center"/>
-              <w:pBdr>
-                <w:bottom w:val="none" w:sz="0" w:space="0" w:color="000000"/>
-                <w:top w:val="none" w:sz="0" w:space="0" w:color="000000"/>
-                <w:left w:val="none" w:sz="0" w:space="0" w:color="000000"/>
-                <w:right w:val="none" w:sz="0" w:space="0" w:color="000000"/>
-              </w:pBdr>
-              <w:spacing w:after="100" w:before="100" w:line="240"/>
-              <w:ind w:left="100" w:right="100" w:firstLine="0" w:firstLineChars="0"/>
-              <w:rPr>
-                <w:rFonts w:ascii="Helvetica" w:hAnsi="Helvetica" w:eastAsia="Helvetica" w:cs="Helvetica"/>
-                <w:i w:val="false"/>
-                <w:b w:val="false"/>
-                <w:u w:val="none"/>
-                <w:sz w:val="22"/>
-                <w:szCs w:val="22"/>
-                <w:color w:val="000000"/>
-              </w:rPr>
-            </w:pPr>
-            <w:r>
-              <w:rPr>
-                <w:rFonts w:ascii="Helvetica" w:hAnsi="Helvetica" w:eastAsia="Helvetica" w:cs="Helvetica"/>
-                <w:i w:val="false"/>
-                <w:b w:val="false"/>
-                <w:u w:val="none"/>
-                <w:sz w:val="22"/>
-                <w:szCs w:val="22"/>
-                <w:color w:val="000000"/>
-              </w:rPr>
-              <w:t xml:space="preserve">0.740</w:t>
+              <w:t xml:space="preserve">0.21, 3.07</w:t>
+            </w:r>
+          </w:p>
+        </w:tc>
+        <w:tc>
+          <w:tcPr>
+            <w:tcBorders>
+              <w:bottom w:val="none" w:sz="0" w:space="0" w:color="000000"/>
+              <w:top w:val="none" w:sz="0" w:space="0" w:color="000000"/>
+              <w:left w:val="none" w:sz="0" w:space="0" w:color="000000"/>
+              <w:right w:val="none" w:sz="0" w:space="0" w:color="000000"/>
+            </w:tcBorders>
+            <w:shd w:val="clear" w:color="auto" w:fill="FFFFFF"/>
+            <w:tcMar>
+              <w:top w:w="0" w:type="dxa"/>
+              <w:bottom w:w="0" w:type="dxa"/>
+              <w:left w:w="0" w:type="dxa"/>
+              <w:right w:w="0" w:type="dxa"/>
+            </w:tcMar>
+            <w:vAlign w:val="top"/>
+          </w:tcPr>
+          <w:p>
+            <w:pPr>
+              <w:pStyle w:val="Normal"/>
+              <w:jc w:val="center"/>
+              <w:pBdr>
+                <w:bottom w:val="none" w:sz="0" w:space="0" w:color="000000"/>
+                <w:top w:val="none" w:sz="0" w:space="0" w:color="000000"/>
+                <w:left w:val="none" w:sz="0" w:space="0" w:color="000000"/>
+                <w:right w:val="none" w:sz="0" w:space="0" w:color="000000"/>
+              </w:pBdr>
+              <w:spacing w:after="100" w:before="100" w:line="240"/>
+              <w:ind w:left="100" w:right="100" w:firstLine="0" w:firstLineChars="0"/>
+              <w:rPr>
+                <w:rFonts w:ascii="Helvetica" w:hAnsi="Helvetica" w:eastAsia="Helvetica" w:cs="Helvetica"/>
+                <w:i w:val="false"/>
+                <w:b w:val="false"/>
+                <w:u w:val="none"/>
+                <w:sz w:val="22"/>
+                <w:szCs w:val="22"/>
+                <w:color w:val="000000"/>
+              </w:rPr>
+            </w:pPr>
+            <w:r>
+              <w:rPr>
+                <w:rFonts w:ascii="Helvetica" w:hAnsi="Helvetica" w:eastAsia="Helvetica" w:cs="Helvetica"/>
+                <w:i w:val="false"/>
+                <w:b w:val="false"/>
+                <w:u w:val="none"/>
+                <w:sz w:val="22"/>
+                <w:szCs w:val="22"/>
+                <w:color w:val="000000"/>
+              </w:rPr>
+              <w:t xml:space="preserve">0.750</w:t>
             </w:r>
           </w:p>
         </w:tc>
@@ -14951,7 +14951,7 @@
                 <w:szCs w:val="22"/>
                 <w:color w:val="000000"/>
               </w:rPr>
-              <w:t xml:space="preserve">0.81, 2.94</w:t>
+              <w:t xml:space="preserve">0.81, 2.95</w:t>
             </w:r>
           </w:p>
         </w:tc>
@@ -15163,7 +15163,7 @@
                 <w:szCs w:val="22"/>
                 <w:color w:val="000000"/>
               </w:rPr>
-              <w:t xml:space="preserve">0.32, 2.40</w:t>
+              <w:t xml:space="preserve">0.32, 2.39</w:t>
             </w:r>
           </w:p>
         </w:tc>
@@ -15970,7 +15970,7 @@
                 <w:szCs w:val="22"/>
                 <w:color w:val="000000"/>
               </w:rPr>
-              <w:t xml:space="preserve">0.530</w:t>
+              <w:t xml:space="preserve">0.520</w:t>
             </w:r>
           </w:p>
         </w:tc>
@@ -16076,113 +16076,113 @@
                 <w:szCs w:val="22"/>
                 <w:color w:val="000000"/>
               </w:rPr>
-              <w:t xml:space="preserve">0.73</w:t>
-            </w:r>
-          </w:p>
-        </w:tc>
-        <w:tc>
-          <w:tcPr>
-            <w:tcBorders>
-              <w:bottom w:val="none" w:sz="0" w:space="0" w:color="000000"/>
-              <w:top w:val="none" w:sz="0" w:space="0" w:color="000000"/>
-              <w:left w:val="none" w:sz="0" w:space="0" w:color="000000"/>
-              <w:right w:val="none" w:sz="0" w:space="0" w:color="000000"/>
-            </w:tcBorders>
-            <w:shd w:val="clear" w:color="auto" w:fill="FFFFFF"/>
-            <w:tcMar>
-              <w:top w:w="0" w:type="dxa"/>
-              <w:bottom w:w="0" w:type="dxa"/>
-              <w:left w:w="0" w:type="dxa"/>
-              <w:right w:w="0" w:type="dxa"/>
-            </w:tcMar>
-            <w:vAlign w:val="top"/>
-          </w:tcPr>
-          <w:p>
-            <w:pPr>
-              <w:pStyle w:val="Normal"/>
-              <w:jc w:val="center"/>
-              <w:pBdr>
-                <w:bottom w:val="none" w:sz="0" w:space="0" w:color="000000"/>
-                <w:top w:val="none" w:sz="0" w:space="0" w:color="000000"/>
-                <w:left w:val="none" w:sz="0" w:space="0" w:color="000000"/>
-                <w:right w:val="none" w:sz="0" w:space="0" w:color="000000"/>
-              </w:pBdr>
-              <w:spacing w:after="100" w:before="100" w:line="240"/>
-              <w:ind w:left="100" w:right="100" w:firstLine="0" w:firstLineChars="0"/>
-              <w:rPr>
-                <w:rFonts w:ascii="Helvetica" w:hAnsi="Helvetica" w:eastAsia="Helvetica" w:cs="Helvetica"/>
-                <w:i w:val="false"/>
-                <w:b w:val="false"/>
-                <w:u w:val="none"/>
-                <w:sz w:val="22"/>
-                <w:szCs w:val="22"/>
-                <w:color w:val="000000"/>
-              </w:rPr>
-            </w:pPr>
-            <w:r>
-              <w:rPr>
-                <w:rFonts w:ascii="Helvetica" w:hAnsi="Helvetica" w:eastAsia="Helvetica" w:cs="Helvetica"/>
-                <w:i w:val="false"/>
-                <w:b w:val="false"/>
-                <w:u w:val="none"/>
-                <w:sz w:val="22"/>
-                <w:szCs w:val="22"/>
-                <w:color w:val="000000"/>
-              </w:rPr>
-              <w:t xml:space="preserve">0.36, 1.47</w:t>
-            </w:r>
-          </w:p>
-        </w:tc>
-        <w:tc>
-          <w:tcPr>
-            <w:tcBorders>
-              <w:bottom w:val="none" w:sz="0" w:space="0" w:color="000000"/>
-              <w:top w:val="none" w:sz="0" w:space="0" w:color="000000"/>
-              <w:left w:val="none" w:sz="0" w:space="0" w:color="000000"/>
-              <w:right w:val="none" w:sz="0" w:space="0" w:color="000000"/>
-            </w:tcBorders>
-            <w:shd w:val="clear" w:color="auto" w:fill="FFFFFF"/>
-            <w:tcMar>
-              <w:top w:w="0" w:type="dxa"/>
-              <w:bottom w:w="0" w:type="dxa"/>
-              <w:left w:w="0" w:type="dxa"/>
-              <w:right w:w="0" w:type="dxa"/>
-            </w:tcMar>
-            <w:vAlign w:val="top"/>
-          </w:tcPr>
-          <w:p>
-            <w:pPr>
-              <w:pStyle w:val="Normal"/>
-              <w:jc w:val="center"/>
-              <w:pBdr>
-                <w:bottom w:val="none" w:sz="0" w:space="0" w:color="000000"/>
-                <w:top w:val="none" w:sz="0" w:space="0" w:color="000000"/>
-                <w:left w:val="none" w:sz="0" w:space="0" w:color="000000"/>
-                <w:right w:val="none" w:sz="0" w:space="0" w:color="000000"/>
-              </w:pBdr>
-              <w:spacing w:after="100" w:before="100" w:line="240"/>
-              <w:ind w:left="100" w:right="100" w:firstLine="0" w:firstLineChars="0"/>
-              <w:rPr>
-                <w:rFonts w:ascii="Helvetica" w:hAnsi="Helvetica" w:eastAsia="Helvetica" w:cs="Helvetica"/>
-                <w:i w:val="false"/>
-                <w:b w:val="false"/>
-                <w:u w:val="none"/>
-                <w:sz w:val="22"/>
-                <w:szCs w:val="22"/>
-                <w:color w:val="000000"/>
-              </w:rPr>
-            </w:pPr>
-            <w:r>
-              <w:rPr>
-                <w:rFonts w:ascii="Helvetica" w:hAnsi="Helvetica" w:eastAsia="Helvetica" w:cs="Helvetica"/>
-                <w:i w:val="false"/>
-                <w:b w:val="false"/>
-                <w:u w:val="none"/>
-                <w:sz w:val="22"/>
-                <w:szCs w:val="22"/>
-                <w:color w:val="000000"/>
-              </w:rPr>
-              <w:t xml:space="preserve">0.380</w:t>
+              <w:t xml:space="preserve">0.74</w:t>
+            </w:r>
+          </w:p>
+        </w:tc>
+        <w:tc>
+          <w:tcPr>
+            <w:tcBorders>
+              <w:bottom w:val="none" w:sz="0" w:space="0" w:color="000000"/>
+              <w:top w:val="none" w:sz="0" w:space="0" w:color="000000"/>
+              <w:left w:val="none" w:sz="0" w:space="0" w:color="000000"/>
+              <w:right w:val="none" w:sz="0" w:space="0" w:color="000000"/>
+            </w:tcBorders>
+            <w:shd w:val="clear" w:color="auto" w:fill="FFFFFF"/>
+            <w:tcMar>
+              <w:top w:w="0" w:type="dxa"/>
+              <w:bottom w:w="0" w:type="dxa"/>
+              <w:left w:w="0" w:type="dxa"/>
+              <w:right w:w="0" w:type="dxa"/>
+            </w:tcMar>
+            <w:vAlign w:val="top"/>
+          </w:tcPr>
+          <w:p>
+            <w:pPr>
+              <w:pStyle w:val="Normal"/>
+              <w:jc w:val="center"/>
+              <w:pBdr>
+                <w:bottom w:val="none" w:sz="0" w:space="0" w:color="000000"/>
+                <w:top w:val="none" w:sz="0" w:space="0" w:color="000000"/>
+                <w:left w:val="none" w:sz="0" w:space="0" w:color="000000"/>
+                <w:right w:val="none" w:sz="0" w:space="0" w:color="000000"/>
+              </w:pBdr>
+              <w:spacing w:after="100" w:before="100" w:line="240"/>
+              <w:ind w:left="100" w:right="100" w:firstLine="0" w:firstLineChars="0"/>
+              <w:rPr>
+                <w:rFonts w:ascii="Helvetica" w:hAnsi="Helvetica" w:eastAsia="Helvetica" w:cs="Helvetica"/>
+                <w:i w:val="false"/>
+                <w:b w:val="false"/>
+                <w:u w:val="none"/>
+                <w:sz w:val="22"/>
+                <w:szCs w:val="22"/>
+                <w:color w:val="000000"/>
+              </w:rPr>
+            </w:pPr>
+            <w:r>
+              <w:rPr>
+                <w:rFonts w:ascii="Helvetica" w:hAnsi="Helvetica" w:eastAsia="Helvetica" w:cs="Helvetica"/>
+                <w:i w:val="false"/>
+                <w:b w:val="false"/>
+                <w:u w:val="none"/>
+                <w:sz w:val="22"/>
+                <w:szCs w:val="22"/>
+                <w:color w:val="000000"/>
+              </w:rPr>
+              <w:t xml:space="preserve">0.37, 1.48</w:t>
+            </w:r>
+          </w:p>
+        </w:tc>
+        <w:tc>
+          <w:tcPr>
+            <w:tcBorders>
+              <w:bottom w:val="none" w:sz="0" w:space="0" w:color="000000"/>
+              <w:top w:val="none" w:sz="0" w:space="0" w:color="000000"/>
+              <w:left w:val="none" w:sz="0" w:space="0" w:color="000000"/>
+              <w:right w:val="none" w:sz="0" w:space="0" w:color="000000"/>
+            </w:tcBorders>
+            <w:shd w:val="clear" w:color="auto" w:fill="FFFFFF"/>
+            <w:tcMar>
+              <w:top w:w="0" w:type="dxa"/>
+              <w:bottom w:w="0" w:type="dxa"/>
+              <w:left w:w="0" w:type="dxa"/>
+              <w:right w:w="0" w:type="dxa"/>
+            </w:tcMar>
+            <w:vAlign w:val="top"/>
+          </w:tcPr>
+          <w:p>
+            <w:pPr>
+              <w:pStyle w:val="Normal"/>
+              <w:jc w:val="center"/>
+              <w:pBdr>
+                <w:bottom w:val="none" w:sz="0" w:space="0" w:color="000000"/>
+                <w:top w:val="none" w:sz="0" w:space="0" w:color="000000"/>
+                <w:left w:val="none" w:sz="0" w:space="0" w:color="000000"/>
+                <w:right w:val="none" w:sz="0" w:space="0" w:color="000000"/>
+              </w:pBdr>
+              <w:spacing w:after="100" w:before="100" w:line="240"/>
+              <w:ind w:left="100" w:right="100" w:firstLine="0" w:firstLineChars="0"/>
+              <w:rPr>
+                <w:rFonts w:ascii="Helvetica" w:hAnsi="Helvetica" w:eastAsia="Helvetica" w:cs="Helvetica"/>
+                <w:i w:val="false"/>
+                <w:b w:val="false"/>
+                <w:u w:val="none"/>
+                <w:sz w:val="22"/>
+                <w:szCs w:val="22"/>
+                <w:color w:val="000000"/>
+              </w:rPr>
+            </w:pPr>
+            <w:r>
+              <w:rPr>
+                <w:rFonts w:ascii="Helvetica" w:hAnsi="Helvetica" w:eastAsia="Helvetica" w:cs="Helvetica"/>
+                <w:i w:val="false"/>
+                <w:b w:val="false"/>
+                <w:u w:val="none"/>
+                <w:sz w:val="22"/>
+                <w:szCs w:val="22"/>
+                <w:color w:val="000000"/>
+              </w:rPr>
+              <w:t xml:space="preserve">0.390</w:t>
             </w:r>
           </w:p>
         </w:tc>
@@ -16883,60 +16883,60 @@
                 <w:szCs w:val="22"/>
                 <w:color w:val="000000"/>
               </w:rPr>
-              <w:t xml:space="preserve">0.46, 2.14</w:t>
-            </w:r>
-          </w:p>
-        </w:tc>
-        <w:tc>
-          <w:tcPr>
-            <w:tcBorders>
-              <w:bottom w:val="none" w:sz="0" w:space="0" w:color="000000"/>
-              <w:top w:val="none" w:sz="0" w:space="0" w:color="000000"/>
-              <w:left w:val="none" w:sz="0" w:space="0" w:color="000000"/>
-              <w:right w:val="none" w:sz="0" w:space="0" w:color="000000"/>
-            </w:tcBorders>
-            <w:shd w:val="clear" w:color="auto" w:fill="FFFFFF"/>
-            <w:tcMar>
-              <w:top w:w="0" w:type="dxa"/>
-              <w:bottom w:w="0" w:type="dxa"/>
-              <w:left w:w="0" w:type="dxa"/>
-              <w:right w:w="0" w:type="dxa"/>
-            </w:tcMar>
-            <w:vAlign w:val="top"/>
-          </w:tcPr>
-          <w:p>
-            <w:pPr>
-              <w:pStyle w:val="Normal"/>
-              <w:jc w:val="center"/>
-              <w:pBdr>
-                <w:bottom w:val="none" w:sz="0" w:space="0" w:color="000000"/>
-                <w:top w:val="none" w:sz="0" w:space="0" w:color="000000"/>
-                <w:left w:val="none" w:sz="0" w:space="0" w:color="000000"/>
-                <w:right w:val="none" w:sz="0" w:space="0" w:color="000000"/>
-              </w:pBdr>
-              <w:spacing w:after="100" w:before="100" w:line="240"/>
-              <w:ind w:left="100" w:right="100" w:firstLine="0" w:firstLineChars="0"/>
-              <w:rPr>
-                <w:rFonts w:ascii="Helvetica" w:hAnsi="Helvetica" w:eastAsia="Helvetica" w:cs="Helvetica"/>
-                <w:i w:val="false"/>
-                <w:b w:val="false"/>
-                <w:u w:val="none"/>
-                <w:sz w:val="22"/>
-                <w:szCs w:val="22"/>
-                <w:color w:val="000000"/>
-              </w:rPr>
-            </w:pPr>
-            <w:r>
-              <w:rPr>
-                <w:rFonts w:ascii="Helvetica" w:hAnsi="Helvetica" w:eastAsia="Helvetica" w:cs="Helvetica"/>
-                <w:i w:val="false"/>
-                <w:b w:val="false"/>
-                <w:u w:val="none"/>
-                <w:sz w:val="22"/>
-                <w:szCs w:val="22"/>
-                <w:color w:val="000000"/>
-              </w:rPr>
-              <w:t xml:space="preserve">0.990</w:t>
+              <w:t xml:space="preserve">0.47, 2.15</w:t>
+            </w:r>
+          </w:p>
+        </w:tc>
+        <w:tc>
+          <w:tcPr>
+            <w:tcBorders>
+              <w:bottom w:val="none" w:sz="0" w:space="0" w:color="000000"/>
+              <w:top w:val="none" w:sz="0" w:space="0" w:color="000000"/>
+              <w:left w:val="none" w:sz="0" w:space="0" w:color="000000"/>
+              <w:right w:val="none" w:sz="0" w:space="0" w:color="000000"/>
+            </w:tcBorders>
+            <w:shd w:val="clear" w:color="auto" w:fill="FFFFFF"/>
+            <w:tcMar>
+              <w:top w:w="0" w:type="dxa"/>
+              <w:bottom w:w="0" w:type="dxa"/>
+              <w:left w:w="0" w:type="dxa"/>
+              <w:right w:w="0" w:type="dxa"/>
+            </w:tcMar>
+            <w:vAlign w:val="top"/>
+          </w:tcPr>
+          <w:p>
+            <w:pPr>
+              <w:pStyle w:val="Normal"/>
+              <w:jc w:val="center"/>
+              <w:pBdr>
+                <w:bottom w:val="none" w:sz="0" w:space="0" w:color="000000"/>
+                <w:top w:val="none" w:sz="0" w:space="0" w:color="000000"/>
+                <w:left w:val="none" w:sz="0" w:space="0" w:color="000000"/>
+                <w:right w:val="none" w:sz="0" w:space="0" w:color="000000"/>
+              </w:pBdr>
+              <w:spacing w:after="100" w:before="100" w:line="240"/>
+              <w:ind w:left="100" w:right="100" w:firstLine="0" w:firstLineChars="0"/>
+              <w:rPr>
+                <w:rFonts w:ascii="Helvetica" w:hAnsi="Helvetica" w:eastAsia="Helvetica" w:cs="Helvetica"/>
+                <w:i w:val="false"/>
+                <w:b w:val="false"/>
+                <w:u w:val="none"/>
+                <w:sz w:val="22"/>
+                <w:szCs w:val="22"/>
+                <w:color w:val="000000"/>
+              </w:rPr>
+            </w:pPr>
+            <w:r>
+              <w:rPr>
+                <w:rFonts w:ascii="Helvetica" w:hAnsi="Helvetica" w:eastAsia="Helvetica" w:cs="Helvetica"/>
+                <w:i w:val="false"/>
+                <w:b w:val="false"/>
+                <w:u w:val="none"/>
+                <w:sz w:val="22"/>
+                <w:szCs w:val="22"/>
+                <w:color w:val="000000"/>
+              </w:rPr>
+              <w:t xml:space="preserve">&gt;0.999</w:t>
             </w:r>
           </w:p>
         </w:tc>
@@ -17095,60 +17095,60 @@
                 <w:szCs w:val="22"/>
                 <w:color w:val="000000"/>
               </w:rPr>
-              <w:t xml:space="preserve">0.42, 2.24</w:t>
-            </w:r>
-          </w:p>
-        </w:tc>
-        <w:tc>
-          <w:tcPr>
-            <w:tcBorders>
-              <w:bottom w:val="none" w:sz="0" w:space="0" w:color="000000"/>
-              <w:top w:val="none" w:sz="0" w:space="0" w:color="000000"/>
-              <w:left w:val="none" w:sz="0" w:space="0" w:color="000000"/>
-              <w:right w:val="none" w:sz="0" w:space="0" w:color="000000"/>
-            </w:tcBorders>
-            <w:shd w:val="clear" w:color="auto" w:fill="FFFFFF"/>
-            <w:tcMar>
-              <w:top w:w="0" w:type="dxa"/>
-              <w:bottom w:w="0" w:type="dxa"/>
-              <w:left w:w="0" w:type="dxa"/>
-              <w:right w:w="0" w:type="dxa"/>
-            </w:tcMar>
-            <w:vAlign w:val="top"/>
-          </w:tcPr>
-          <w:p>
-            <w:pPr>
-              <w:pStyle w:val="Normal"/>
-              <w:jc w:val="center"/>
-              <w:pBdr>
-                <w:bottom w:val="none" w:sz="0" w:space="0" w:color="000000"/>
-                <w:top w:val="none" w:sz="0" w:space="0" w:color="000000"/>
-                <w:left w:val="none" w:sz="0" w:space="0" w:color="000000"/>
-                <w:right w:val="none" w:sz="0" w:space="0" w:color="000000"/>
-              </w:pBdr>
-              <w:spacing w:after="100" w:before="100" w:line="240"/>
-              <w:ind w:left="100" w:right="100" w:firstLine="0" w:firstLineChars="0"/>
-              <w:rPr>
-                <w:rFonts w:ascii="Helvetica" w:hAnsi="Helvetica" w:eastAsia="Helvetica" w:cs="Helvetica"/>
-                <w:i w:val="false"/>
-                <w:b w:val="false"/>
-                <w:u w:val="none"/>
-                <w:sz w:val="22"/>
-                <w:szCs w:val="22"/>
-                <w:color w:val="000000"/>
-              </w:rPr>
-            </w:pPr>
-            <w:r>
-              <w:rPr>
-                <w:rFonts w:ascii="Helvetica" w:hAnsi="Helvetica" w:eastAsia="Helvetica" w:cs="Helvetica"/>
-                <w:i w:val="false"/>
-                <w:b w:val="false"/>
-                <w:u w:val="none"/>
-                <w:sz w:val="22"/>
-                <w:szCs w:val="22"/>
-                <w:color w:val="000000"/>
-              </w:rPr>
-              <w:t xml:space="preserve">0.940</w:t>
+              <w:t xml:space="preserve">0.42, 2.25</w:t>
+            </w:r>
+          </w:p>
+        </w:tc>
+        <w:tc>
+          <w:tcPr>
+            <w:tcBorders>
+              <w:bottom w:val="none" w:sz="0" w:space="0" w:color="000000"/>
+              <w:top w:val="none" w:sz="0" w:space="0" w:color="000000"/>
+              <w:left w:val="none" w:sz="0" w:space="0" w:color="000000"/>
+              <w:right w:val="none" w:sz="0" w:space="0" w:color="000000"/>
+            </w:tcBorders>
+            <w:shd w:val="clear" w:color="auto" w:fill="FFFFFF"/>
+            <w:tcMar>
+              <w:top w:w="0" w:type="dxa"/>
+              <w:bottom w:w="0" w:type="dxa"/>
+              <w:left w:w="0" w:type="dxa"/>
+              <w:right w:w="0" w:type="dxa"/>
+            </w:tcMar>
+            <w:vAlign w:val="top"/>
+          </w:tcPr>
+          <w:p>
+            <w:pPr>
+              <w:pStyle w:val="Normal"/>
+              <w:jc w:val="center"/>
+              <w:pBdr>
+                <w:bottom w:val="none" w:sz="0" w:space="0" w:color="000000"/>
+                <w:top w:val="none" w:sz="0" w:space="0" w:color="000000"/>
+                <w:left w:val="none" w:sz="0" w:space="0" w:color="000000"/>
+                <w:right w:val="none" w:sz="0" w:space="0" w:color="000000"/>
+              </w:pBdr>
+              <w:spacing w:after="100" w:before="100" w:line="240"/>
+              <w:ind w:left="100" w:right="100" w:firstLine="0" w:firstLineChars="0"/>
+              <w:rPr>
+                <w:rFonts w:ascii="Helvetica" w:hAnsi="Helvetica" w:eastAsia="Helvetica" w:cs="Helvetica"/>
+                <w:i w:val="false"/>
+                <w:b w:val="false"/>
+                <w:u w:val="none"/>
+                <w:sz w:val="22"/>
+                <w:szCs w:val="22"/>
+                <w:color w:val="000000"/>
+              </w:rPr>
+            </w:pPr>
+            <w:r>
+              <w:rPr>
+                <w:rFonts w:ascii="Helvetica" w:hAnsi="Helvetica" w:eastAsia="Helvetica" w:cs="Helvetica"/>
+                <w:i w:val="false"/>
+                <w:b w:val="false"/>
+                <w:u w:val="none"/>
+                <w:sz w:val="22"/>
+                <w:szCs w:val="22"/>
+                <w:color w:val="000000"/>
+              </w:rPr>
+              <w:t xml:space="preserve">0.950</w:t>
             </w:r>
           </w:p>
         </w:tc>
@@ -17419,7 +17419,7 @@
                 <w:szCs w:val="22"/>
                 <w:color w:val="000000"/>
               </w:rPr>
-              <w:t xml:space="preserve">0.580</w:t>
+              <w:t xml:space="preserve">0.590</w:t>
             </w:r>
           </w:p>
         </w:tc>
@@ -17631,7 +17631,7 @@
                 <w:szCs w:val="22"/>
                 <w:color w:val="000000"/>
               </w:rPr>
-              <w:t xml:space="preserve">0.780</w:t>
+              <w:t xml:space="preserve">0.790</w:t>
             </w:r>
           </w:p>
         </w:tc>
